--- a/cuda-micro-optmizations.docx
+++ b/cuda-micro-optmizations.docx
@@ -71,8 +71,6 @@
                 <w:lang w:eastAsia="en-IN"/>
               </w:rPr>
             </w:pPr>
-            <w:bookmarkStart w:id="0" w:name="_GoBack"/>
-            <w:bookmarkEnd w:id="0"/>
             <w:r>
               <w:rPr>
                 <w:rFonts w:ascii="Times New Roman" w:eastAsia="Times New Roman" w:hAnsi="Times New Roman" w:cs="Times New Roman"/>
@@ -2005,29 +2003,7 @@
           <w:szCs w:val="20"/>
           <w:lang w:eastAsia="en-IN"/>
         </w:rPr>
-        <w:t xml:space="preserve">   </w:t>
-      </w:r>
-      <w:proofErr w:type="gramStart"/>
-      <w:r>
-        <w:rPr>
-          <w:rFonts w:ascii="var(--font-mono)" w:eastAsia="Times New Roman" w:hAnsi="var(--font-mono)" w:cs="Courier New"/>
-          <w:color w:val="14181F"/>
-          <w:sz w:val="20"/>
-          <w:szCs w:val="20"/>
-          <w:lang w:eastAsia="en-IN"/>
-        </w:rPr>
-        <w:t>One line</w:t>
-      </w:r>
-      <w:proofErr w:type="gramEnd"/>
-      <w:r>
-        <w:rPr>
-          <w:rFonts w:ascii="var(--font-mono)" w:eastAsia="Times New Roman" w:hAnsi="var(--font-mono)" w:cs="Courier New"/>
-          <w:color w:val="14181F"/>
-          <w:sz w:val="20"/>
-          <w:szCs w:val="20"/>
-          <w:lang w:eastAsia="en-IN"/>
-        </w:rPr>
-        <w:t xml:space="preserve"> change, measurable impact</w:t>
+        <w:t xml:space="preserve">   One line change, measurable impact</w:t>
       </w:r>
     </w:p>
     <w:p>
@@ -2736,7 +2712,6 @@
         <w:t xml:space="preserve">   Replace __</w:t>
       </w:r>
       <w:proofErr w:type="spellStart"/>
-      <w:proofErr w:type="gramStart"/>
       <w:r>
         <w:rPr>
           <w:rFonts w:ascii="var(--font-mono)" w:eastAsia="Times New Roman" w:hAnsi="var(--font-mono)" w:cs="Courier New"/>
@@ -2756,18 +2731,7 @@
           <w:szCs w:val="20"/>
           <w:lang w:eastAsia="en-IN"/>
         </w:rPr>
-        <w:t>(</w:t>
-      </w:r>
-      <w:proofErr w:type="gramEnd"/>
-      <w:r>
-        <w:rPr>
-          <w:rFonts w:ascii="var(--font-mono)" w:eastAsia="Times New Roman" w:hAnsi="var(--font-mono)" w:cs="Courier New"/>
-          <w:color w:val="14181F"/>
-          <w:sz w:val="20"/>
-          <w:szCs w:val="20"/>
-          <w:lang w:eastAsia="en-IN"/>
-        </w:rPr>
-        <w:t>) with</w:t>
+        <w:t>() with</w:t>
       </w:r>
     </w:p>
     <w:p>
@@ -2957,7 +2921,6 @@
         <w:t>2. __</w:t>
       </w:r>
       <w:proofErr w:type="spellStart"/>
-      <w:proofErr w:type="gramStart"/>
       <w:r>
         <w:rPr>
           <w:rFonts w:ascii="var(--font-mono)" w:eastAsia="Times New Roman" w:hAnsi="var(--font-mono)" w:cs="Courier New"/>
@@ -2977,18 +2940,7 @@
           <w:szCs w:val="20"/>
           <w:lang w:eastAsia="en-IN"/>
         </w:rPr>
-        <w:t>(</w:t>
-      </w:r>
-      <w:proofErr w:type="gramEnd"/>
-      <w:r>
-        <w:rPr>
-          <w:rFonts w:ascii="var(--font-mono)" w:eastAsia="Times New Roman" w:hAnsi="var(--font-mono)" w:cs="Courier New"/>
-          <w:color w:val="14181F"/>
-          <w:sz w:val="20"/>
-          <w:szCs w:val="20"/>
-          <w:lang w:eastAsia="en-IN"/>
-        </w:rPr>
-        <w:t xml:space="preserve">)             → add to all input reads  </w:t>
+        <w:t xml:space="preserve">()             → add to all input reads  </w:t>
       </w:r>
     </w:p>
     <w:p>
@@ -3322,17 +3274,7 @@
           <w:szCs w:val="24"/>
           <w:lang w:eastAsia="en-IN"/>
         </w:rPr>
-        <w:t xml:space="preserve">These go in your GitHub repo under </w:t>
-      </w:r>
-      <w:proofErr w:type="gramStart"/>
-      <w:r>
-        <w:rPr>
-          <w:rFonts w:ascii="Times New Roman" w:eastAsia="Times New Roman" w:hAnsi="Times New Roman" w:cs="Times New Roman"/>
-          <w:sz w:val="24"/>
-          <w:szCs w:val="24"/>
-          <w:lang w:eastAsia="en-IN"/>
-        </w:rPr>
-        <w:t xml:space="preserve">a </w:t>
+        <w:t xml:space="preserve">These go in your GitHub repo under a </w:t>
       </w:r>
       <w:r>
         <w:rPr>
@@ -3350,20 +3292,972 @@
           <w:szCs w:val="24"/>
           <w:lang w:eastAsia="en-IN"/>
         </w:rPr>
-        <w:t xml:space="preserve"> folder</w:t>
-      </w:r>
-      <w:proofErr w:type="gramEnd"/>
-      <w:r>
-        <w:rPr>
-          <w:rFonts w:ascii="Times New Roman" w:eastAsia="Times New Roman" w:hAnsi="Times New Roman" w:cs="Times New Roman"/>
-          <w:sz w:val="24"/>
-          <w:szCs w:val="24"/>
-          <w:lang w:eastAsia="en-IN"/>
-        </w:rPr>
-        <w:t xml:space="preserve"> — showing you know the details is exactly what separates CUDA engineers from people who just learned CUDA.</w:t>
-      </w:r>
-    </w:p>
-    <w:p/>
+        <w:t xml:space="preserve"> folder — showing you know the details is exactly what separates CUDA engineers from people who just learned CUDA.</w:t>
+      </w:r>
+    </w:p>
+    <w:p>
+      <w:pPr>
+        <w:spacing w:before="100" w:beforeAutospacing="1" w:after="100" w:afterAutospacing="1" w:line="240" w:lineRule="auto"/>
+        <w:outlineLvl w:val="2"/>
+        <w:rPr>
+          <w:rFonts w:ascii="Times New Roman" w:eastAsia="Times New Roman" w:hAnsi="Times New Roman" w:cs="Times New Roman"/>
+          <w:b/>
+          <w:bCs/>
+          <w:sz w:val="27"/>
+          <w:szCs w:val="27"/>
+          <w:lang w:eastAsia="en-IN"/>
+        </w:rPr>
+      </w:pPr>
+      <w:r>
+        <w:rPr>
+          <w:rFonts w:ascii="Times New Roman" w:eastAsia="Times New Roman" w:hAnsi="Times New Roman" w:cs="Times New Roman"/>
+          <w:b/>
+          <w:bCs/>
+          <w:sz w:val="27"/>
+          <w:szCs w:val="27"/>
+          <w:lang w:eastAsia="en-IN"/>
+        </w:rPr>
+        <w:t>Key Points: Instruction-Level Parallelism (ILP)</w:t>
+      </w:r>
+    </w:p>
+    <w:p>
+      <w:pPr>
+        <w:spacing w:before="100" w:beforeAutospacing="1" w:after="100" w:afterAutospacing="1" w:line="240" w:lineRule="auto"/>
+        <w:rPr>
+          <w:rFonts w:ascii="Times New Roman" w:eastAsia="Times New Roman" w:hAnsi="Times New Roman" w:cs="Times New Roman"/>
+          <w:sz w:val="24"/>
+          <w:szCs w:val="24"/>
+          <w:lang w:eastAsia="en-IN"/>
+        </w:rPr>
+      </w:pPr>
+      <w:r>
+        <w:rPr>
+          <w:rFonts w:ascii="Times New Roman" w:eastAsia="Times New Roman" w:hAnsi="Times New Roman" w:cs="Times New Roman"/>
+          <w:b/>
+          <w:bCs/>
+          <w:sz w:val="24"/>
+          <w:szCs w:val="24"/>
+          <w:lang w:eastAsia="en-IN"/>
+        </w:rPr>
+        <w:t>Core concept</w:t>
+      </w:r>
+    </w:p>
+    <w:p>
+      <w:pPr>
+        <w:numPr>
+          <w:ilvl w:val="0"/>
+          <w:numId w:val="1"/>
+        </w:numPr>
+        <w:spacing w:before="100" w:beforeAutospacing="1" w:after="100" w:afterAutospacing="1" w:line="240" w:lineRule="auto"/>
+        <w:rPr>
+          <w:rFonts w:ascii="Times New Roman" w:eastAsia="Times New Roman" w:hAnsi="Times New Roman" w:cs="Times New Roman"/>
+          <w:sz w:val="24"/>
+          <w:szCs w:val="24"/>
+          <w:lang w:eastAsia="en-IN"/>
+        </w:rPr>
+      </w:pPr>
+      <w:r>
+        <w:rPr>
+          <w:rFonts w:ascii="Times New Roman" w:eastAsia="Times New Roman" w:hAnsi="Times New Roman" w:cs="Times New Roman"/>
+          <w:sz w:val="24"/>
+          <w:szCs w:val="24"/>
+          <w:lang w:eastAsia="en-IN"/>
+        </w:rPr>
+        <w:t>ILP lets a single warp issue multiple independent instructions before consuming their results, instead of waiting for each one to complete in sequence</w:t>
+      </w:r>
+    </w:p>
+    <w:p>
+      <w:pPr>
+        <w:numPr>
+          <w:ilvl w:val="0"/>
+          <w:numId w:val="1"/>
+        </w:numPr>
+        <w:spacing w:before="100" w:beforeAutospacing="1" w:after="100" w:afterAutospacing="1" w:line="240" w:lineRule="auto"/>
+        <w:rPr>
+          <w:rFonts w:ascii="Times New Roman" w:eastAsia="Times New Roman" w:hAnsi="Times New Roman" w:cs="Times New Roman"/>
+          <w:sz w:val="24"/>
+          <w:szCs w:val="24"/>
+          <w:lang w:eastAsia="en-IN"/>
+        </w:rPr>
+      </w:pPr>
+      <w:r>
+        <w:rPr>
+          <w:rFonts w:ascii="Times New Roman" w:eastAsia="Times New Roman" w:hAnsi="Times New Roman" w:cs="Times New Roman"/>
+          <w:sz w:val="24"/>
+          <w:szCs w:val="24"/>
+          <w:lang w:eastAsia="en-IN"/>
+        </w:rPr>
+        <w:t>ILP doesn't change arithmetic intensity (FLOPS/byte) — it raises throughput by overlapping compute with memory or compute-to-compute dependencies</w:t>
+      </w:r>
+    </w:p>
+    <w:p>
+      <w:pPr>
+        <w:numPr>
+          <w:ilvl w:val="0"/>
+          <w:numId w:val="1"/>
+        </w:numPr>
+        <w:spacing w:before="100" w:beforeAutospacing="1" w:after="100" w:afterAutospacing="1" w:line="240" w:lineRule="auto"/>
+        <w:rPr>
+          <w:rFonts w:ascii="Times New Roman" w:eastAsia="Times New Roman" w:hAnsi="Times New Roman" w:cs="Times New Roman"/>
+          <w:sz w:val="24"/>
+          <w:szCs w:val="24"/>
+          <w:lang w:eastAsia="en-IN"/>
+        </w:rPr>
+      </w:pPr>
+      <w:r>
+        <w:rPr>
+          <w:rFonts w:ascii="Times New Roman" w:eastAsia="Times New Roman" w:hAnsi="Times New Roman" w:cs="Times New Roman"/>
+          <w:sz w:val="24"/>
+          <w:szCs w:val="24"/>
+          <w:lang w:eastAsia="en-IN"/>
+        </w:rPr>
+        <w:t>ILP only helps if there are idle issue slots due to latency; a fully-utilized compute-bound loop with no stalls gets no benefit from more ILP</w:t>
+      </w:r>
+    </w:p>
+    <w:p>
+      <w:pPr>
+        <w:spacing w:before="100" w:beforeAutospacing="1" w:after="100" w:afterAutospacing="1" w:line="240" w:lineRule="auto"/>
+        <w:rPr>
+          <w:rFonts w:ascii="Times New Roman" w:eastAsia="Times New Roman" w:hAnsi="Times New Roman" w:cs="Times New Roman"/>
+          <w:sz w:val="24"/>
+          <w:szCs w:val="24"/>
+          <w:lang w:eastAsia="en-IN"/>
+        </w:rPr>
+      </w:pPr>
+      <w:r>
+        <w:rPr>
+          <w:rFonts w:ascii="Times New Roman" w:eastAsia="Times New Roman" w:hAnsi="Times New Roman" w:cs="Times New Roman"/>
+          <w:b/>
+          <w:bCs/>
+          <w:sz w:val="24"/>
+          <w:szCs w:val="24"/>
+          <w:lang w:eastAsia="en-IN"/>
+        </w:rPr>
+        <w:t>How to expose it</w:t>
+      </w:r>
+    </w:p>
+    <w:p>
+      <w:pPr>
+        <w:numPr>
+          <w:ilvl w:val="0"/>
+          <w:numId w:val="2"/>
+        </w:numPr>
+        <w:spacing w:before="100" w:beforeAutospacing="1" w:after="100" w:afterAutospacing="1" w:line="240" w:lineRule="auto"/>
+        <w:rPr>
+          <w:rFonts w:ascii="Times New Roman" w:eastAsia="Times New Roman" w:hAnsi="Times New Roman" w:cs="Times New Roman"/>
+          <w:sz w:val="24"/>
+          <w:szCs w:val="24"/>
+          <w:lang w:eastAsia="en-IN"/>
+        </w:rPr>
+      </w:pPr>
+      <w:r>
+        <w:rPr>
+          <w:rFonts w:ascii="Times New Roman" w:eastAsia="Times New Roman" w:hAnsi="Times New Roman" w:cs="Times New Roman"/>
+          <w:sz w:val="24"/>
+          <w:szCs w:val="24"/>
+          <w:lang w:eastAsia="en-IN"/>
+        </w:rPr>
+        <w:t>Unroll loops so multiple independent load/multiply pairs are issued back-to-back</w:t>
+      </w:r>
+    </w:p>
+    <w:p>
+      <w:pPr>
+        <w:numPr>
+          <w:ilvl w:val="0"/>
+          <w:numId w:val="2"/>
+        </w:numPr>
+        <w:spacing w:before="100" w:beforeAutospacing="1" w:after="100" w:afterAutospacing="1" w:line="240" w:lineRule="auto"/>
+        <w:rPr>
+          <w:rFonts w:ascii="Times New Roman" w:eastAsia="Times New Roman" w:hAnsi="Times New Roman" w:cs="Times New Roman"/>
+          <w:sz w:val="24"/>
+          <w:szCs w:val="24"/>
+          <w:lang w:eastAsia="en-IN"/>
+        </w:rPr>
+      </w:pPr>
+      <w:r>
+        <w:rPr>
+          <w:rFonts w:ascii="Times New Roman" w:eastAsia="Times New Roman" w:hAnsi="Times New Roman" w:cs="Times New Roman"/>
+          <w:sz w:val="24"/>
+          <w:szCs w:val="24"/>
+          <w:lang w:eastAsia="en-IN"/>
+        </w:rPr>
+        <w:t xml:space="preserve">Reorder code so independent operations sit next to each other, not separated by a dependent instruction — e.g., compute </w:t>
+      </w:r>
+      <w:r>
+        <w:rPr>
+          <w:rFonts w:ascii="Courier New" w:eastAsia="Times New Roman" w:hAnsi="Courier New" w:cs="Courier New"/>
+          <w:sz w:val="20"/>
+          <w:szCs w:val="20"/>
+          <w:lang w:eastAsia="en-IN"/>
+        </w:rPr>
+        <w:t>u = x*x</w:t>
+      </w:r>
+      <w:r>
+        <w:rPr>
+          <w:rFonts w:ascii="Times New Roman" w:eastAsia="Times New Roman" w:hAnsi="Times New Roman" w:cs="Times New Roman"/>
+          <w:sz w:val="24"/>
+          <w:szCs w:val="24"/>
+          <w:lang w:eastAsia="en-IN"/>
+        </w:rPr>
+        <w:t xml:space="preserve"> and </w:t>
+      </w:r>
+      <w:r>
+        <w:rPr>
+          <w:rFonts w:ascii="Courier New" w:eastAsia="Times New Roman" w:hAnsi="Courier New" w:cs="Courier New"/>
+          <w:sz w:val="20"/>
+          <w:szCs w:val="20"/>
+          <w:lang w:eastAsia="en-IN"/>
+        </w:rPr>
+        <w:t>v = y*y</w:t>
+      </w:r>
+      <w:r>
+        <w:rPr>
+          <w:rFonts w:ascii="Times New Roman" w:eastAsia="Times New Roman" w:hAnsi="Times New Roman" w:cs="Times New Roman"/>
+          <w:sz w:val="24"/>
+          <w:szCs w:val="24"/>
+          <w:lang w:eastAsia="en-IN"/>
+        </w:rPr>
+        <w:t xml:space="preserve"> consecutively before using either, rather than inserting a dependent step (</w:t>
+      </w:r>
+      <w:r>
+        <w:rPr>
+          <w:rFonts w:ascii="Courier New" w:eastAsia="Times New Roman" w:hAnsi="Courier New" w:cs="Courier New"/>
+          <w:sz w:val="20"/>
+          <w:szCs w:val="20"/>
+          <w:lang w:eastAsia="en-IN"/>
+        </w:rPr>
+        <w:t>temp = u + 1.0f</w:t>
+      </w:r>
+      <w:r>
+        <w:rPr>
+          <w:rFonts w:ascii="Times New Roman" w:eastAsia="Times New Roman" w:hAnsi="Times New Roman" w:cs="Times New Roman"/>
+          <w:sz w:val="24"/>
+          <w:szCs w:val="24"/>
+          <w:lang w:eastAsia="en-IN"/>
+        </w:rPr>
+        <w:t>) between them</w:t>
+      </w:r>
+    </w:p>
+    <w:p>
+      <w:pPr>
+        <w:numPr>
+          <w:ilvl w:val="0"/>
+          <w:numId w:val="2"/>
+        </w:numPr>
+        <w:spacing w:before="100" w:beforeAutospacing="1" w:after="100" w:afterAutospacing="1" w:line="240" w:lineRule="auto"/>
+        <w:rPr>
+          <w:rFonts w:ascii="Times New Roman" w:eastAsia="Times New Roman" w:hAnsi="Times New Roman" w:cs="Times New Roman"/>
+          <w:sz w:val="24"/>
+          <w:szCs w:val="24"/>
+          <w:lang w:eastAsia="en-IN"/>
+        </w:rPr>
+      </w:pPr>
+      <w:r>
+        <w:rPr>
+          <w:rFonts w:ascii="Times New Roman" w:eastAsia="Times New Roman" w:hAnsi="Times New Roman" w:cs="Times New Roman"/>
+          <w:sz w:val="24"/>
+          <w:szCs w:val="24"/>
+          <w:lang w:eastAsia="en-IN"/>
+        </w:rPr>
+        <w:t xml:space="preserve">Use </w:t>
+      </w:r>
+      <w:r>
+        <w:rPr>
+          <w:rFonts w:ascii="Courier New" w:eastAsia="Times New Roman" w:hAnsi="Courier New" w:cs="Courier New"/>
+          <w:sz w:val="20"/>
+          <w:szCs w:val="20"/>
+          <w:lang w:eastAsia="en-IN"/>
+        </w:rPr>
+        <w:t>#pragma unroll</w:t>
+      </w:r>
+      <w:r>
+        <w:rPr>
+          <w:rFonts w:ascii="Times New Roman" w:eastAsia="Times New Roman" w:hAnsi="Times New Roman" w:cs="Times New Roman"/>
+          <w:sz w:val="24"/>
+          <w:szCs w:val="24"/>
+          <w:lang w:eastAsia="en-IN"/>
+        </w:rPr>
+        <w:t xml:space="preserve"> on short loops, or tune </w:t>
+      </w:r>
+      <w:r>
+        <w:rPr>
+          <w:rFonts w:ascii="Courier New" w:eastAsia="Times New Roman" w:hAnsi="Courier New" w:cs="Courier New"/>
+          <w:sz w:val="20"/>
+          <w:szCs w:val="20"/>
+          <w:lang w:eastAsia="en-IN"/>
+        </w:rPr>
+        <w:t>-</w:t>
+      </w:r>
+      <w:proofErr w:type="spellStart"/>
+      <w:r>
+        <w:rPr>
+          <w:rFonts w:ascii="Courier New" w:eastAsia="Times New Roman" w:hAnsi="Courier New" w:cs="Courier New"/>
+          <w:sz w:val="20"/>
+          <w:szCs w:val="20"/>
+          <w:lang w:eastAsia="en-IN"/>
+        </w:rPr>
+        <w:t>maxrregcount</w:t>
+      </w:r>
+      <w:proofErr w:type="spellEnd"/>
+      <w:r>
+        <w:rPr>
+          <w:rFonts w:ascii="Times New Roman" w:eastAsia="Times New Roman" w:hAnsi="Times New Roman" w:cs="Times New Roman"/>
+          <w:sz w:val="24"/>
+          <w:szCs w:val="24"/>
+          <w:lang w:eastAsia="en-IN"/>
+        </w:rPr>
+        <w:t>, to encourage the compiler to expose more ILP (at the cost of more registers)</w:t>
+      </w:r>
+    </w:p>
+    <w:p>
+      <w:pPr>
+        <w:spacing w:before="100" w:beforeAutospacing="1" w:after="100" w:afterAutospacing="1" w:line="240" w:lineRule="auto"/>
+        <w:rPr>
+          <w:rFonts w:ascii="Times New Roman" w:eastAsia="Times New Roman" w:hAnsi="Times New Roman" w:cs="Times New Roman"/>
+          <w:sz w:val="24"/>
+          <w:szCs w:val="24"/>
+          <w:lang w:eastAsia="en-IN"/>
+        </w:rPr>
+      </w:pPr>
+      <w:r>
+        <w:rPr>
+          <w:rFonts w:ascii="Times New Roman" w:eastAsia="Times New Roman" w:hAnsi="Times New Roman" w:cs="Times New Roman"/>
+          <w:b/>
+          <w:bCs/>
+          <w:sz w:val="24"/>
+          <w:szCs w:val="24"/>
+          <w:lang w:eastAsia="en-IN"/>
+        </w:rPr>
+        <w:t>Warp scheduling context</w:t>
+      </w:r>
+    </w:p>
+    <w:p>
+      <w:pPr>
+        <w:numPr>
+          <w:ilvl w:val="0"/>
+          <w:numId w:val="3"/>
+        </w:numPr>
+        <w:spacing w:before="100" w:beforeAutospacing="1" w:after="100" w:afterAutospacing="1" w:line="240" w:lineRule="auto"/>
+        <w:rPr>
+          <w:rFonts w:ascii="Times New Roman" w:eastAsia="Times New Roman" w:hAnsi="Times New Roman" w:cs="Times New Roman"/>
+          <w:sz w:val="24"/>
+          <w:szCs w:val="24"/>
+          <w:lang w:eastAsia="en-IN"/>
+        </w:rPr>
+      </w:pPr>
+      <w:r>
+        <w:rPr>
+          <w:rFonts w:ascii="Times New Roman" w:eastAsia="Times New Roman" w:hAnsi="Times New Roman" w:cs="Times New Roman"/>
+          <w:sz w:val="24"/>
+          <w:szCs w:val="24"/>
+          <w:lang w:eastAsia="en-IN"/>
+        </w:rPr>
+        <w:t>Each SM has multiple warp schedulers; each can dual-issue up to two instructions per cycle</w:t>
+      </w:r>
+    </w:p>
+    <w:p>
+      <w:pPr>
+        <w:numPr>
+          <w:ilvl w:val="0"/>
+          <w:numId w:val="3"/>
+        </w:numPr>
+        <w:spacing w:before="100" w:beforeAutospacing="1" w:after="100" w:afterAutospacing="1" w:line="240" w:lineRule="auto"/>
+        <w:rPr>
+          <w:rFonts w:ascii="Times New Roman" w:eastAsia="Times New Roman" w:hAnsi="Times New Roman" w:cs="Times New Roman"/>
+          <w:sz w:val="24"/>
+          <w:szCs w:val="24"/>
+          <w:lang w:eastAsia="en-IN"/>
+        </w:rPr>
+      </w:pPr>
+      <w:r>
+        <w:rPr>
+          <w:rFonts w:ascii="Times New Roman" w:eastAsia="Times New Roman" w:hAnsi="Times New Roman" w:cs="Times New Roman"/>
+          <w:sz w:val="24"/>
+          <w:szCs w:val="24"/>
+          <w:lang w:eastAsia="en-IN"/>
+        </w:rPr>
+        <w:t>On Blackwell, FP32 and INT32 cores are unified — a core executes one or the other per cycle, not both — so mixed INT/FP dual-issue no longer helps; rely on warp/SM concurrency instead of per-core dual issue for mixed streams</w:t>
+      </w:r>
+    </w:p>
+    <w:p>
+      <w:pPr>
+        <w:numPr>
+          <w:ilvl w:val="0"/>
+          <w:numId w:val="3"/>
+        </w:numPr>
+        <w:spacing w:before="100" w:beforeAutospacing="1" w:after="100" w:afterAutospacing="1" w:line="240" w:lineRule="auto"/>
+        <w:rPr>
+          <w:rFonts w:ascii="Times New Roman" w:eastAsia="Times New Roman" w:hAnsi="Times New Roman" w:cs="Times New Roman"/>
+          <w:sz w:val="24"/>
+          <w:szCs w:val="24"/>
+          <w:lang w:eastAsia="en-IN"/>
+        </w:rPr>
+      </w:pPr>
+      <w:r>
+        <w:rPr>
+          <w:rFonts w:ascii="Times New Roman" w:eastAsia="Times New Roman" w:hAnsi="Times New Roman" w:cs="Times New Roman"/>
+          <w:sz w:val="24"/>
+          <w:szCs w:val="24"/>
+          <w:lang w:eastAsia="en-IN"/>
+        </w:rPr>
+        <w:lastRenderedPageBreak/>
+        <w:t>Prefer pairing two independent math ops, or one math + one memory op, for effective dual issue</w:t>
+      </w:r>
+    </w:p>
+    <w:p>
+      <w:pPr>
+        <w:spacing w:before="100" w:beforeAutospacing="1" w:after="100" w:afterAutospacing="1" w:line="240" w:lineRule="auto"/>
+        <w:rPr>
+          <w:rFonts w:ascii="Times New Roman" w:eastAsia="Times New Roman" w:hAnsi="Times New Roman" w:cs="Times New Roman"/>
+          <w:sz w:val="24"/>
+          <w:szCs w:val="24"/>
+          <w:lang w:eastAsia="en-IN"/>
+        </w:rPr>
+      </w:pPr>
+      <w:r>
+        <w:rPr>
+          <w:rFonts w:ascii="Times New Roman" w:eastAsia="Times New Roman" w:hAnsi="Times New Roman" w:cs="Times New Roman"/>
+          <w:b/>
+          <w:bCs/>
+          <w:sz w:val="24"/>
+          <w:szCs w:val="24"/>
+          <w:lang w:eastAsia="en-IN"/>
+        </w:rPr>
+        <w:t>ILP vs. occupancy trade-off</w:t>
+      </w:r>
+    </w:p>
+    <w:p>
+      <w:pPr>
+        <w:numPr>
+          <w:ilvl w:val="0"/>
+          <w:numId w:val="4"/>
+        </w:numPr>
+        <w:spacing w:before="100" w:beforeAutospacing="1" w:after="100" w:afterAutospacing="1" w:line="240" w:lineRule="auto"/>
+        <w:rPr>
+          <w:rFonts w:ascii="Times New Roman" w:eastAsia="Times New Roman" w:hAnsi="Times New Roman" w:cs="Times New Roman"/>
+          <w:sz w:val="24"/>
+          <w:szCs w:val="24"/>
+          <w:lang w:eastAsia="en-IN"/>
+        </w:rPr>
+      </w:pPr>
+      <w:r>
+        <w:rPr>
+          <w:rFonts w:ascii="Times New Roman" w:eastAsia="Times New Roman" w:hAnsi="Times New Roman" w:cs="Times New Roman"/>
+          <w:sz w:val="24"/>
+          <w:szCs w:val="24"/>
+          <w:lang w:eastAsia="en-IN"/>
+        </w:rPr>
+        <w:t>No ILP (1 op/thread): needs ~1,536 threads/SM (~75% occupancy) to saturate a Blackwell SM</w:t>
+      </w:r>
+    </w:p>
+    <w:p>
+      <w:pPr>
+        <w:numPr>
+          <w:ilvl w:val="0"/>
+          <w:numId w:val="4"/>
+        </w:numPr>
+        <w:spacing w:before="100" w:beforeAutospacing="1" w:after="100" w:afterAutospacing="1" w:line="240" w:lineRule="auto"/>
+        <w:rPr>
+          <w:rFonts w:ascii="Times New Roman" w:eastAsia="Times New Roman" w:hAnsi="Times New Roman" w:cs="Times New Roman"/>
+          <w:sz w:val="24"/>
+          <w:szCs w:val="24"/>
+          <w:lang w:eastAsia="en-IN"/>
+        </w:rPr>
+      </w:pPr>
+      <w:r>
+        <w:rPr>
+          <w:rFonts w:ascii="Times New Roman" w:eastAsia="Times New Roman" w:hAnsi="Times New Roman" w:cs="Times New Roman"/>
+          <w:sz w:val="24"/>
+          <w:szCs w:val="24"/>
+          <w:lang w:eastAsia="en-IN"/>
+        </w:rPr>
+        <w:t>2-way ILP: ~1,024 threads (~50% occupancy)</w:t>
+      </w:r>
+    </w:p>
+    <w:p>
+      <w:pPr>
+        <w:numPr>
+          <w:ilvl w:val="0"/>
+          <w:numId w:val="4"/>
+        </w:numPr>
+        <w:spacing w:before="100" w:beforeAutospacing="1" w:after="100" w:afterAutospacing="1" w:line="240" w:lineRule="auto"/>
+        <w:rPr>
+          <w:rFonts w:ascii="Times New Roman" w:eastAsia="Times New Roman" w:hAnsi="Times New Roman" w:cs="Times New Roman"/>
+          <w:sz w:val="24"/>
+          <w:szCs w:val="24"/>
+          <w:lang w:eastAsia="en-IN"/>
+        </w:rPr>
+      </w:pPr>
+      <w:r>
+        <w:rPr>
+          <w:rFonts w:ascii="Times New Roman" w:eastAsia="Times New Roman" w:hAnsi="Times New Roman" w:cs="Times New Roman"/>
+          <w:sz w:val="24"/>
+          <w:szCs w:val="24"/>
+          <w:lang w:eastAsia="en-IN"/>
+        </w:rPr>
+        <w:t>3-way ILP: ~768 threads (~37.5% occupancy)</w:t>
+      </w:r>
+    </w:p>
+    <w:p>
+      <w:pPr>
+        <w:numPr>
+          <w:ilvl w:val="0"/>
+          <w:numId w:val="4"/>
+        </w:numPr>
+        <w:spacing w:before="100" w:beforeAutospacing="1" w:after="100" w:afterAutospacing="1" w:line="240" w:lineRule="auto"/>
+        <w:rPr>
+          <w:rFonts w:ascii="Times New Roman" w:eastAsia="Times New Roman" w:hAnsi="Times New Roman" w:cs="Times New Roman"/>
+          <w:sz w:val="24"/>
+          <w:szCs w:val="24"/>
+          <w:lang w:eastAsia="en-IN"/>
+        </w:rPr>
+      </w:pPr>
+      <w:r>
+        <w:rPr>
+          <w:rFonts w:ascii="Times New Roman" w:eastAsia="Times New Roman" w:hAnsi="Times New Roman" w:cs="Times New Roman"/>
+          <w:sz w:val="24"/>
+          <w:szCs w:val="24"/>
+          <w:lang w:eastAsia="en-IN"/>
+        </w:rPr>
+        <w:t>4-way ILP: ~512 threads (~25% occupancy)</w:t>
+      </w:r>
+    </w:p>
+    <w:p>
+      <w:pPr>
+        <w:numPr>
+          <w:ilvl w:val="0"/>
+          <w:numId w:val="4"/>
+        </w:numPr>
+        <w:spacing w:before="100" w:beforeAutospacing="1" w:after="100" w:afterAutospacing="1" w:line="240" w:lineRule="auto"/>
+        <w:rPr>
+          <w:rFonts w:ascii="Times New Roman" w:eastAsia="Times New Roman" w:hAnsi="Times New Roman" w:cs="Times New Roman"/>
+          <w:sz w:val="24"/>
+          <w:szCs w:val="24"/>
+          <w:lang w:eastAsia="en-IN"/>
+        </w:rPr>
+      </w:pPr>
+      <w:r>
+        <w:rPr>
+          <w:rFonts w:ascii="Times New Roman" w:eastAsia="Times New Roman" w:hAnsi="Times New Roman" w:cs="Times New Roman"/>
+          <w:sz w:val="24"/>
+          <w:szCs w:val="24"/>
+          <w:lang w:eastAsia="en-IN"/>
+        </w:rPr>
+        <w:t>More ILP means you can hit peak throughput with fewer active warps — useful when you can't launch huge thread counts or want to free resources for other work</w:t>
+      </w:r>
+    </w:p>
+    <w:p>
+      <w:pPr>
+        <w:spacing w:before="100" w:beforeAutospacing="1" w:after="100" w:afterAutospacing="1" w:line="240" w:lineRule="auto"/>
+        <w:rPr>
+          <w:rFonts w:ascii="Times New Roman" w:eastAsia="Times New Roman" w:hAnsi="Times New Roman" w:cs="Times New Roman"/>
+          <w:sz w:val="24"/>
+          <w:szCs w:val="24"/>
+          <w:lang w:eastAsia="en-IN"/>
+        </w:rPr>
+      </w:pPr>
+      <w:r>
+        <w:rPr>
+          <w:rFonts w:ascii="Times New Roman" w:eastAsia="Times New Roman" w:hAnsi="Times New Roman" w:cs="Times New Roman"/>
+          <w:b/>
+          <w:bCs/>
+          <w:sz w:val="24"/>
+          <w:szCs w:val="24"/>
+          <w:lang w:eastAsia="en-IN"/>
+        </w:rPr>
+        <w:t>Practical limits</w:t>
+      </w:r>
+    </w:p>
+    <w:p>
+      <w:pPr>
+        <w:numPr>
+          <w:ilvl w:val="0"/>
+          <w:numId w:val="5"/>
+        </w:numPr>
+        <w:spacing w:before="100" w:beforeAutospacing="1" w:after="100" w:afterAutospacing="1" w:line="240" w:lineRule="auto"/>
+        <w:rPr>
+          <w:rFonts w:ascii="Times New Roman" w:eastAsia="Times New Roman" w:hAnsi="Times New Roman" w:cs="Times New Roman"/>
+          <w:sz w:val="24"/>
+          <w:szCs w:val="24"/>
+          <w:lang w:eastAsia="en-IN"/>
+        </w:rPr>
+      </w:pPr>
+      <w:r>
+        <w:rPr>
+          <w:rFonts w:ascii="Times New Roman" w:eastAsia="Times New Roman" w:hAnsi="Times New Roman" w:cs="Times New Roman"/>
+          <w:sz w:val="24"/>
+          <w:szCs w:val="24"/>
+          <w:lang w:eastAsia="en-IN"/>
+        </w:rPr>
+        <w:t>ILP has diminishing returns — sweet spot is generally 2–4 independent ops/thread on Blackwell</w:t>
+      </w:r>
+    </w:p>
+    <w:p>
+      <w:pPr>
+        <w:numPr>
+          <w:ilvl w:val="0"/>
+          <w:numId w:val="5"/>
+        </w:numPr>
+        <w:spacing w:before="100" w:beforeAutospacing="1" w:after="100" w:afterAutospacing="1" w:line="240" w:lineRule="auto"/>
+        <w:rPr>
+          <w:rFonts w:ascii="Times New Roman" w:eastAsia="Times New Roman" w:hAnsi="Times New Roman" w:cs="Times New Roman"/>
+          <w:sz w:val="24"/>
+          <w:szCs w:val="24"/>
+          <w:lang w:eastAsia="en-IN"/>
+        </w:rPr>
+      </w:pPr>
+      <w:r>
+        <w:rPr>
+          <w:rFonts w:ascii="Times New Roman" w:eastAsia="Times New Roman" w:hAnsi="Times New Roman" w:cs="Times New Roman"/>
+          <w:sz w:val="24"/>
+          <w:szCs w:val="24"/>
+          <w:lang w:eastAsia="en-IN"/>
+        </w:rPr>
+        <w:t>Pushing to 5–6 way ILP often gives little gain and can hurt performance via extra register pressure and instruction overhead</w:t>
+      </w:r>
+    </w:p>
+    <w:p>
+      <w:pPr>
+        <w:numPr>
+          <w:ilvl w:val="0"/>
+          <w:numId w:val="5"/>
+        </w:numPr>
+        <w:spacing w:before="100" w:beforeAutospacing="1" w:after="100" w:afterAutospacing="1" w:line="240" w:lineRule="auto"/>
+        <w:rPr>
+          <w:rFonts w:ascii="Times New Roman" w:eastAsia="Times New Roman" w:hAnsi="Times New Roman" w:cs="Times New Roman"/>
+          <w:sz w:val="24"/>
+          <w:szCs w:val="24"/>
+          <w:lang w:eastAsia="en-IN"/>
+        </w:rPr>
+      </w:pPr>
+      <w:r>
+        <w:rPr>
+          <w:rFonts w:ascii="Times New Roman" w:eastAsia="Times New Roman" w:hAnsi="Times New Roman" w:cs="Times New Roman"/>
+          <w:sz w:val="24"/>
+          <w:szCs w:val="24"/>
+          <w:lang w:eastAsia="en-IN"/>
+        </w:rPr>
+        <w:t>Excessive unrolling can bloat code size and saturate instruction decode/dispatch without further gains</w:t>
+      </w:r>
+    </w:p>
+    <w:p>
+      <w:pPr>
+        <w:spacing w:before="100" w:beforeAutospacing="1" w:after="100" w:afterAutospacing="1" w:line="240" w:lineRule="auto"/>
+        <w:rPr>
+          <w:rFonts w:ascii="Times New Roman" w:eastAsia="Times New Roman" w:hAnsi="Times New Roman" w:cs="Times New Roman"/>
+          <w:sz w:val="24"/>
+          <w:szCs w:val="24"/>
+          <w:lang w:eastAsia="en-IN"/>
+        </w:rPr>
+      </w:pPr>
+      <w:r>
+        <w:rPr>
+          <w:rFonts w:ascii="Times New Roman" w:eastAsia="Times New Roman" w:hAnsi="Times New Roman" w:cs="Times New Roman"/>
+          <w:b/>
+          <w:bCs/>
+          <w:sz w:val="24"/>
+          <w:szCs w:val="24"/>
+          <w:lang w:eastAsia="en-IN"/>
+        </w:rPr>
+        <w:t>Register pressure trade-off</w:t>
+      </w:r>
+    </w:p>
+    <w:p>
+      <w:pPr>
+        <w:numPr>
+          <w:ilvl w:val="0"/>
+          <w:numId w:val="6"/>
+        </w:numPr>
+        <w:spacing w:before="100" w:beforeAutospacing="1" w:after="100" w:afterAutospacing="1" w:line="240" w:lineRule="auto"/>
+        <w:rPr>
+          <w:rFonts w:ascii="Times New Roman" w:eastAsia="Times New Roman" w:hAnsi="Times New Roman" w:cs="Times New Roman"/>
+          <w:sz w:val="24"/>
+          <w:szCs w:val="24"/>
+          <w:lang w:eastAsia="en-IN"/>
+        </w:rPr>
+      </w:pPr>
+      <w:r>
+        <w:rPr>
+          <w:rFonts w:ascii="Times New Roman" w:eastAsia="Times New Roman" w:hAnsi="Times New Roman" w:cs="Times New Roman"/>
+          <w:sz w:val="24"/>
+          <w:szCs w:val="24"/>
+          <w:lang w:eastAsia="en-IN"/>
+        </w:rPr>
+        <w:t>ILP needs more registers to hold multiple independent values in flight</w:t>
+      </w:r>
+    </w:p>
+    <w:p>
+      <w:pPr>
+        <w:numPr>
+          <w:ilvl w:val="0"/>
+          <w:numId w:val="6"/>
+        </w:numPr>
+        <w:spacing w:before="100" w:beforeAutospacing="1" w:after="100" w:afterAutospacing="1" w:line="240" w:lineRule="auto"/>
+        <w:rPr>
+          <w:rFonts w:ascii="Times New Roman" w:eastAsia="Times New Roman" w:hAnsi="Times New Roman" w:cs="Times New Roman"/>
+          <w:sz w:val="24"/>
+          <w:szCs w:val="24"/>
+          <w:lang w:eastAsia="en-IN"/>
+        </w:rPr>
+      </w:pPr>
+      <w:r>
+        <w:rPr>
+          <w:rFonts w:ascii="Times New Roman" w:eastAsia="Times New Roman" w:hAnsi="Times New Roman" w:cs="Times New Roman"/>
+          <w:sz w:val="24"/>
+          <w:szCs w:val="24"/>
+          <w:lang w:eastAsia="en-IN"/>
+        </w:rPr>
+        <w:t xml:space="preserve">Over-unrolling can drop occupancy — </w:t>
+      </w:r>
+      <w:proofErr w:type="spellStart"/>
+      <w:r>
+        <w:rPr>
+          <w:rFonts w:ascii="Times New Roman" w:eastAsia="Times New Roman" w:hAnsi="Times New Roman" w:cs="Times New Roman"/>
+          <w:sz w:val="24"/>
+          <w:szCs w:val="24"/>
+          <w:lang w:eastAsia="en-IN"/>
+        </w:rPr>
+        <w:t>Nsight</w:t>
+      </w:r>
+      <w:proofErr w:type="spellEnd"/>
+      <w:r>
+        <w:rPr>
+          <w:rFonts w:ascii="Times New Roman" w:eastAsia="Times New Roman" w:hAnsi="Times New Roman" w:cs="Times New Roman"/>
+          <w:sz w:val="24"/>
+          <w:szCs w:val="24"/>
+          <w:lang w:eastAsia="en-IN"/>
+        </w:rPr>
+        <w:t xml:space="preserve"> Compute will flag "Limited by Registers"</w:t>
+      </w:r>
+    </w:p>
+    <w:p>
+      <w:pPr>
+        <w:numPr>
+          <w:ilvl w:val="0"/>
+          <w:numId w:val="6"/>
+        </w:numPr>
+        <w:spacing w:before="100" w:beforeAutospacing="1" w:after="100" w:afterAutospacing="1" w:line="240" w:lineRule="auto"/>
+        <w:rPr>
+          <w:rFonts w:ascii="Times New Roman" w:eastAsia="Times New Roman" w:hAnsi="Times New Roman" w:cs="Times New Roman"/>
+          <w:sz w:val="24"/>
+          <w:szCs w:val="24"/>
+          <w:lang w:eastAsia="en-IN"/>
+        </w:rPr>
+      </w:pPr>
+      <w:r>
+        <w:rPr>
+          <w:rFonts w:ascii="Times New Roman" w:eastAsia="Times New Roman" w:hAnsi="Times New Roman" w:cs="Times New Roman"/>
+          <w:sz w:val="24"/>
+          <w:szCs w:val="24"/>
+          <w:lang w:eastAsia="en-IN"/>
+        </w:rPr>
+        <w:t xml:space="preserve">Fix by </w:t>
+      </w:r>
+      <w:proofErr w:type="spellStart"/>
+      <w:r>
+        <w:rPr>
+          <w:rFonts w:ascii="Times New Roman" w:eastAsia="Times New Roman" w:hAnsi="Times New Roman" w:cs="Times New Roman"/>
+          <w:sz w:val="24"/>
+          <w:szCs w:val="24"/>
+          <w:lang w:eastAsia="en-IN"/>
+        </w:rPr>
+        <w:t>dialing</w:t>
+      </w:r>
+      <w:proofErr w:type="spellEnd"/>
+      <w:r>
+        <w:rPr>
+          <w:rFonts w:ascii="Times New Roman" w:eastAsia="Times New Roman" w:hAnsi="Times New Roman" w:cs="Times New Roman"/>
+          <w:sz w:val="24"/>
+          <w:szCs w:val="24"/>
+          <w:lang w:eastAsia="en-IN"/>
+        </w:rPr>
+        <w:t xml:space="preserve"> back unrolling, reducing accumulator count, or adjusting launch bounds (lower </w:t>
+      </w:r>
+      <w:proofErr w:type="spellStart"/>
+      <w:r>
+        <w:rPr>
+          <w:rFonts w:ascii="Courier New" w:eastAsia="Times New Roman" w:hAnsi="Courier New" w:cs="Courier New"/>
+          <w:sz w:val="20"/>
+          <w:szCs w:val="20"/>
+          <w:lang w:eastAsia="en-IN"/>
+        </w:rPr>
+        <w:t>MinBlocksPerSM</w:t>
+      </w:r>
+      <w:proofErr w:type="spellEnd"/>
+      <w:r>
+        <w:rPr>
+          <w:rFonts w:ascii="Times New Roman" w:eastAsia="Times New Roman" w:hAnsi="Times New Roman" w:cs="Times New Roman"/>
+          <w:sz w:val="24"/>
+          <w:szCs w:val="24"/>
+          <w:lang w:eastAsia="en-IN"/>
+        </w:rPr>
+        <w:t xml:space="preserve">, raise </w:t>
+      </w:r>
+      <w:proofErr w:type="spellStart"/>
+      <w:r>
+        <w:rPr>
+          <w:rFonts w:ascii="Courier New" w:eastAsia="Times New Roman" w:hAnsi="Courier New" w:cs="Courier New"/>
+          <w:sz w:val="20"/>
+          <w:szCs w:val="20"/>
+          <w:lang w:eastAsia="en-IN"/>
+        </w:rPr>
+        <w:t>MaxThreadsPerBlock</w:t>
+      </w:r>
+      <w:proofErr w:type="spellEnd"/>
+      <w:r>
+        <w:rPr>
+          <w:rFonts w:ascii="Times New Roman" w:eastAsia="Times New Roman" w:hAnsi="Times New Roman" w:cs="Times New Roman"/>
+          <w:sz w:val="24"/>
+          <w:szCs w:val="24"/>
+          <w:lang w:eastAsia="en-IN"/>
+        </w:rPr>
+        <w:t>) to trade a bit of occupancy for reduced spilling</w:t>
+      </w:r>
+    </w:p>
+    <w:p>
+      <w:pPr>
+        <w:spacing w:before="100" w:beforeAutospacing="1" w:after="100" w:afterAutospacing="1" w:line="240" w:lineRule="auto"/>
+        <w:rPr>
+          <w:rFonts w:ascii="Times New Roman" w:eastAsia="Times New Roman" w:hAnsi="Times New Roman" w:cs="Times New Roman"/>
+          <w:sz w:val="24"/>
+          <w:szCs w:val="24"/>
+          <w:lang w:eastAsia="en-IN"/>
+        </w:rPr>
+      </w:pPr>
+      <w:r>
+        <w:rPr>
+          <w:rFonts w:ascii="Times New Roman" w:eastAsia="Times New Roman" w:hAnsi="Times New Roman" w:cs="Times New Roman"/>
+          <w:b/>
+          <w:bCs/>
+          <w:sz w:val="24"/>
+          <w:szCs w:val="24"/>
+          <w:lang w:eastAsia="en-IN"/>
+        </w:rPr>
+        <w:t>How to profile/verify ILP is working</w:t>
+      </w:r>
+    </w:p>
+    <w:p>
+      <w:pPr>
+        <w:numPr>
+          <w:ilvl w:val="0"/>
+          <w:numId w:val="7"/>
+        </w:numPr>
+        <w:spacing w:before="100" w:beforeAutospacing="1" w:after="100" w:afterAutospacing="1" w:line="240" w:lineRule="auto"/>
+        <w:rPr>
+          <w:rFonts w:ascii="Times New Roman" w:eastAsia="Times New Roman" w:hAnsi="Times New Roman" w:cs="Times New Roman"/>
+          <w:sz w:val="24"/>
+          <w:szCs w:val="24"/>
+          <w:lang w:eastAsia="en-IN"/>
+        </w:rPr>
+      </w:pPr>
+      <w:r>
+        <w:rPr>
+          <w:rFonts w:ascii="Times New Roman" w:eastAsia="Times New Roman" w:hAnsi="Times New Roman" w:cs="Times New Roman"/>
+          <w:sz w:val="24"/>
+          <w:szCs w:val="24"/>
+          <w:lang w:eastAsia="en-IN"/>
+        </w:rPr>
+        <w:t>"Stall: Exec Dependency" % should drop as warps wait less on prior instructions</w:t>
+      </w:r>
+    </w:p>
+    <w:p>
+      <w:pPr>
+        <w:numPr>
+          <w:ilvl w:val="0"/>
+          <w:numId w:val="7"/>
+        </w:numPr>
+        <w:spacing w:before="100" w:beforeAutospacing="1" w:after="100" w:afterAutospacing="1" w:line="240" w:lineRule="auto"/>
+        <w:rPr>
+          <w:rFonts w:ascii="Times New Roman" w:eastAsia="Times New Roman" w:hAnsi="Times New Roman" w:cs="Times New Roman"/>
+          <w:sz w:val="24"/>
+          <w:szCs w:val="24"/>
+          <w:lang w:eastAsia="en-IN"/>
+        </w:rPr>
+      </w:pPr>
+      <w:r>
+        <w:rPr>
+          <w:rFonts w:ascii="Times New Roman" w:eastAsia="Times New Roman" w:hAnsi="Times New Roman" w:cs="Times New Roman"/>
+          <w:sz w:val="24"/>
+          <w:szCs w:val="24"/>
+          <w:lang w:eastAsia="en-IN"/>
+        </w:rPr>
+        <w:t>IPC (instructions per cycle) / Issue Efficiency metric should rise (e.g., 1.0 → 1.8 per scheduler)</w:t>
+      </w:r>
+    </w:p>
+    <w:p>
+      <w:pPr>
+        <w:numPr>
+          <w:ilvl w:val="0"/>
+          <w:numId w:val="7"/>
+        </w:numPr>
+        <w:spacing w:before="100" w:beforeAutospacing="1" w:after="100" w:afterAutospacing="1" w:line="240" w:lineRule="auto"/>
+        <w:rPr>
+          <w:rFonts w:ascii="Times New Roman" w:eastAsia="Times New Roman" w:hAnsi="Times New Roman" w:cs="Times New Roman"/>
+          <w:sz w:val="24"/>
+          <w:szCs w:val="24"/>
+          <w:lang w:eastAsia="en-IN"/>
+        </w:rPr>
+      </w:pPr>
+      <w:r>
+        <w:rPr>
+          <w:rFonts w:ascii="Times New Roman" w:eastAsia="Times New Roman" w:hAnsi="Times New Roman" w:cs="Times New Roman"/>
+          <w:sz w:val="24"/>
+          <w:szCs w:val="24"/>
+          <w:lang w:eastAsia="en-IN"/>
+        </w:rPr>
+        <w:t>You may sustain good performance at lower occupancy than before, since ILP is now covering some of the latency-hiding job that occupancy used to handle alone</w:t>
+      </w:r>
+    </w:p>
+    <w:p>
+      <w:pPr>
+        <w:spacing w:before="100" w:beforeAutospacing="1" w:after="100" w:afterAutospacing="1" w:line="240" w:lineRule="auto"/>
+        <w:rPr>
+          <w:rFonts w:ascii="Times New Roman" w:eastAsia="Times New Roman" w:hAnsi="Times New Roman" w:cs="Times New Roman"/>
+          <w:sz w:val="24"/>
+          <w:szCs w:val="24"/>
+          <w:lang w:eastAsia="en-IN"/>
+        </w:rPr>
+      </w:pPr>
+      <w:r>
+        <w:rPr>
+          <w:rFonts w:ascii="Times New Roman" w:eastAsia="Times New Roman" w:hAnsi="Times New Roman" w:cs="Times New Roman"/>
+          <w:b/>
+          <w:bCs/>
+          <w:sz w:val="24"/>
+          <w:szCs w:val="24"/>
+          <w:lang w:eastAsia="en-IN"/>
+        </w:rPr>
+        <w:t>Overall strategy</w:t>
+      </w:r>
+    </w:p>
+    <w:p>
+      <w:pPr>
+        <w:numPr>
+          <w:ilvl w:val="0"/>
+          <w:numId w:val="8"/>
+        </w:numPr>
+        <w:spacing w:before="100" w:beforeAutospacing="1" w:after="100" w:afterAutospacing="1" w:line="240" w:lineRule="auto"/>
+        <w:rPr>
+          <w:rFonts w:ascii="Times New Roman" w:eastAsia="Times New Roman" w:hAnsi="Times New Roman" w:cs="Times New Roman"/>
+          <w:sz w:val="24"/>
+          <w:szCs w:val="24"/>
+          <w:lang w:eastAsia="en-IN"/>
+        </w:rPr>
+      </w:pPr>
+      <w:r>
+        <w:rPr>
+          <w:rFonts w:ascii="Times New Roman" w:eastAsia="Times New Roman" w:hAnsi="Times New Roman" w:cs="Times New Roman"/>
+          <w:sz w:val="24"/>
+          <w:szCs w:val="24"/>
+          <w:lang w:eastAsia="en-IN"/>
+        </w:rPr>
+        <w:t>Combine high occupancy (enough warps to hide stalls across warps) with high ILP (enough independent instructions to hide stalls within a warp) — the two techniques are complementary, not substitutes</w:t>
+      </w:r>
+    </w:p>
+    <w:p>
+      <w:bookmarkStart w:id="0" w:name="_GoBack"/>
+      <w:bookmarkEnd w:id="0"/>
+    </w:p>
     <w:sectPr>
       <w:pgSz w:w="11906" w:h="16838"/>
       <w:pgMar w:top="1440" w:right="1440" w:bottom="1440" w:left="1440" w:header="708" w:footer="708" w:gutter="0"/>
@@ -3372,6 +4266,1227 @@
     </w:sectPr>
   </w:body>
 </w:document>
+</file>
+
+<file path=word/numbering.xml><?xml version="1.0" encoding="utf-8"?>
+<w:numbering xmlns:wpc="http://schemas.microsoft.com/office/word/2010/wordprocessingCanvas" xmlns:cx="http://schemas.microsoft.com/office/drawing/2014/chartex" xmlns:cx1="http://schemas.microsoft.com/office/drawing/2015/9/8/chartex" xmlns:mc="http://schemas.openxmlformats.org/markup-compatibility/2006" xmlns:o="urn:schemas-microsoft-com:office:office" xmlns:r="http://schemas.openxmlformats.org/officeDocument/2006/relationships" xmlns:m="http://schemas.openxmlformats.org/officeDocument/2006/math" xmlns:v="urn:schemas-microsoft-com:vml" xmlns:wp14="http://schemas.microsoft.com/office/word/2010/wordprocessingDrawing" xmlns:wp="http://schemas.openxmlformats.org/drawingml/2006/wordprocessingDrawing" xmlns:w10="urn:schemas-microsoft-com:office:word" xmlns:w="http://schemas.openxmlformats.org/wordprocessingml/2006/main" xmlns:w14="http://schemas.microsoft.com/office/word/2010/wordml" xmlns:w15="http://schemas.microsoft.com/office/word/2012/wordml" xmlns:w16se="http://schemas.microsoft.com/office/word/2015/wordml/symex" xmlns:wpg="http://schemas.microsoft.com/office/word/2010/wordprocessingGroup" xmlns:wpi="http://schemas.microsoft.com/office/word/2010/wordprocessingInk" xmlns:wne="http://schemas.microsoft.com/office/word/2006/wordml" xmlns:wps="http://schemas.microsoft.com/office/word/2010/wordprocessingShape" mc:Ignorable="w14 w15 w16se wp14">
+  <w:abstractNum w:abstractNumId="0" w15:restartNumberingAfterBreak="0">
+    <w:nsid w:val="00E32238"/>
+    <w:multiLevelType w:val="multilevel"/>
+    <w:tmpl w:val="EF927894"/>
+    <w:lvl w:ilvl="0">
+      <w:start w:val="1"/>
+      <w:numFmt w:val="bullet"/>
+      <w:lvlText w:val=""/>
+      <w:lvlJc w:val="left"/>
+      <w:pPr>
+        <w:tabs>
+          <w:tab w:val="num" w:pos="720"/>
+        </w:tabs>
+        <w:ind w:left="720" w:hanging="360"/>
+      </w:pPr>
+      <w:rPr>
+        <w:rFonts w:ascii="Symbol" w:hAnsi="Symbol" w:hint="default"/>
+        <w:sz w:val="20"/>
+      </w:rPr>
+    </w:lvl>
+    <w:lvl w:ilvl="1" w:tentative="1">
+      <w:start w:val="1"/>
+      <w:numFmt w:val="bullet"/>
+      <w:lvlText w:val="o"/>
+      <w:lvlJc w:val="left"/>
+      <w:pPr>
+        <w:tabs>
+          <w:tab w:val="num" w:pos="1440"/>
+        </w:tabs>
+        <w:ind w:left="1440" w:hanging="360"/>
+      </w:pPr>
+      <w:rPr>
+        <w:rFonts w:ascii="Courier New" w:hAnsi="Courier New" w:hint="default"/>
+        <w:sz w:val="20"/>
+      </w:rPr>
+    </w:lvl>
+    <w:lvl w:ilvl="2" w:tentative="1">
+      <w:start w:val="1"/>
+      <w:numFmt w:val="bullet"/>
+      <w:lvlText w:val=""/>
+      <w:lvlJc w:val="left"/>
+      <w:pPr>
+        <w:tabs>
+          <w:tab w:val="num" w:pos="2160"/>
+        </w:tabs>
+        <w:ind w:left="2160" w:hanging="360"/>
+      </w:pPr>
+      <w:rPr>
+        <w:rFonts w:ascii="Wingdings" w:hAnsi="Wingdings" w:hint="default"/>
+        <w:sz w:val="20"/>
+      </w:rPr>
+    </w:lvl>
+    <w:lvl w:ilvl="3" w:tentative="1">
+      <w:start w:val="1"/>
+      <w:numFmt w:val="bullet"/>
+      <w:lvlText w:val=""/>
+      <w:lvlJc w:val="left"/>
+      <w:pPr>
+        <w:tabs>
+          <w:tab w:val="num" w:pos="2880"/>
+        </w:tabs>
+        <w:ind w:left="2880" w:hanging="360"/>
+      </w:pPr>
+      <w:rPr>
+        <w:rFonts w:ascii="Wingdings" w:hAnsi="Wingdings" w:hint="default"/>
+        <w:sz w:val="20"/>
+      </w:rPr>
+    </w:lvl>
+    <w:lvl w:ilvl="4" w:tentative="1">
+      <w:start w:val="1"/>
+      <w:numFmt w:val="bullet"/>
+      <w:lvlText w:val=""/>
+      <w:lvlJc w:val="left"/>
+      <w:pPr>
+        <w:tabs>
+          <w:tab w:val="num" w:pos="3600"/>
+        </w:tabs>
+        <w:ind w:left="3600" w:hanging="360"/>
+      </w:pPr>
+      <w:rPr>
+        <w:rFonts w:ascii="Wingdings" w:hAnsi="Wingdings" w:hint="default"/>
+        <w:sz w:val="20"/>
+      </w:rPr>
+    </w:lvl>
+    <w:lvl w:ilvl="5" w:tentative="1">
+      <w:start w:val="1"/>
+      <w:numFmt w:val="bullet"/>
+      <w:lvlText w:val=""/>
+      <w:lvlJc w:val="left"/>
+      <w:pPr>
+        <w:tabs>
+          <w:tab w:val="num" w:pos="4320"/>
+        </w:tabs>
+        <w:ind w:left="4320" w:hanging="360"/>
+      </w:pPr>
+      <w:rPr>
+        <w:rFonts w:ascii="Wingdings" w:hAnsi="Wingdings" w:hint="default"/>
+        <w:sz w:val="20"/>
+      </w:rPr>
+    </w:lvl>
+    <w:lvl w:ilvl="6" w:tentative="1">
+      <w:start w:val="1"/>
+      <w:numFmt w:val="bullet"/>
+      <w:lvlText w:val=""/>
+      <w:lvlJc w:val="left"/>
+      <w:pPr>
+        <w:tabs>
+          <w:tab w:val="num" w:pos="5040"/>
+        </w:tabs>
+        <w:ind w:left="5040" w:hanging="360"/>
+      </w:pPr>
+      <w:rPr>
+        <w:rFonts w:ascii="Wingdings" w:hAnsi="Wingdings" w:hint="default"/>
+        <w:sz w:val="20"/>
+      </w:rPr>
+    </w:lvl>
+    <w:lvl w:ilvl="7" w:tentative="1">
+      <w:start w:val="1"/>
+      <w:numFmt w:val="bullet"/>
+      <w:lvlText w:val=""/>
+      <w:lvlJc w:val="left"/>
+      <w:pPr>
+        <w:tabs>
+          <w:tab w:val="num" w:pos="5760"/>
+        </w:tabs>
+        <w:ind w:left="5760" w:hanging="360"/>
+      </w:pPr>
+      <w:rPr>
+        <w:rFonts w:ascii="Wingdings" w:hAnsi="Wingdings" w:hint="default"/>
+        <w:sz w:val="20"/>
+      </w:rPr>
+    </w:lvl>
+    <w:lvl w:ilvl="8" w:tentative="1">
+      <w:start w:val="1"/>
+      <w:numFmt w:val="bullet"/>
+      <w:lvlText w:val=""/>
+      <w:lvlJc w:val="left"/>
+      <w:pPr>
+        <w:tabs>
+          <w:tab w:val="num" w:pos="6480"/>
+        </w:tabs>
+        <w:ind w:left="6480" w:hanging="360"/>
+      </w:pPr>
+      <w:rPr>
+        <w:rFonts w:ascii="Wingdings" w:hAnsi="Wingdings" w:hint="default"/>
+        <w:sz w:val="20"/>
+      </w:rPr>
+    </w:lvl>
+  </w:abstractNum>
+  <w:abstractNum w:abstractNumId="1" w15:restartNumberingAfterBreak="0">
+    <w:nsid w:val="19785292"/>
+    <w:multiLevelType w:val="multilevel"/>
+    <w:tmpl w:val="EA16070C"/>
+    <w:lvl w:ilvl="0">
+      <w:start w:val="1"/>
+      <w:numFmt w:val="bullet"/>
+      <w:lvlText w:val=""/>
+      <w:lvlJc w:val="left"/>
+      <w:pPr>
+        <w:tabs>
+          <w:tab w:val="num" w:pos="720"/>
+        </w:tabs>
+        <w:ind w:left="720" w:hanging="360"/>
+      </w:pPr>
+      <w:rPr>
+        <w:rFonts w:ascii="Symbol" w:hAnsi="Symbol" w:hint="default"/>
+        <w:sz w:val="20"/>
+      </w:rPr>
+    </w:lvl>
+    <w:lvl w:ilvl="1" w:tentative="1">
+      <w:start w:val="1"/>
+      <w:numFmt w:val="bullet"/>
+      <w:lvlText w:val="o"/>
+      <w:lvlJc w:val="left"/>
+      <w:pPr>
+        <w:tabs>
+          <w:tab w:val="num" w:pos="1440"/>
+        </w:tabs>
+        <w:ind w:left="1440" w:hanging="360"/>
+      </w:pPr>
+      <w:rPr>
+        <w:rFonts w:ascii="Courier New" w:hAnsi="Courier New" w:hint="default"/>
+        <w:sz w:val="20"/>
+      </w:rPr>
+    </w:lvl>
+    <w:lvl w:ilvl="2" w:tentative="1">
+      <w:start w:val="1"/>
+      <w:numFmt w:val="bullet"/>
+      <w:lvlText w:val=""/>
+      <w:lvlJc w:val="left"/>
+      <w:pPr>
+        <w:tabs>
+          <w:tab w:val="num" w:pos="2160"/>
+        </w:tabs>
+        <w:ind w:left="2160" w:hanging="360"/>
+      </w:pPr>
+      <w:rPr>
+        <w:rFonts w:ascii="Wingdings" w:hAnsi="Wingdings" w:hint="default"/>
+        <w:sz w:val="20"/>
+      </w:rPr>
+    </w:lvl>
+    <w:lvl w:ilvl="3" w:tentative="1">
+      <w:start w:val="1"/>
+      <w:numFmt w:val="bullet"/>
+      <w:lvlText w:val=""/>
+      <w:lvlJc w:val="left"/>
+      <w:pPr>
+        <w:tabs>
+          <w:tab w:val="num" w:pos="2880"/>
+        </w:tabs>
+        <w:ind w:left="2880" w:hanging="360"/>
+      </w:pPr>
+      <w:rPr>
+        <w:rFonts w:ascii="Wingdings" w:hAnsi="Wingdings" w:hint="default"/>
+        <w:sz w:val="20"/>
+      </w:rPr>
+    </w:lvl>
+    <w:lvl w:ilvl="4" w:tentative="1">
+      <w:start w:val="1"/>
+      <w:numFmt w:val="bullet"/>
+      <w:lvlText w:val=""/>
+      <w:lvlJc w:val="left"/>
+      <w:pPr>
+        <w:tabs>
+          <w:tab w:val="num" w:pos="3600"/>
+        </w:tabs>
+        <w:ind w:left="3600" w:hanging="360"/>
+      </w:pPr>
+      <w:rPr>
+        <w:rFonts w:ascii="Wingdings" w:hAnsi="Wingdings" w:hint="default"/>
+        <w:sz w:val="20"/>
+      </w:rPr>
+    </w:lvl>
+    <w:lvl w:ilvl="5" w:tentative="1">
+      <w:start w:val="1"/>
+      <w:numFmt w:val="bullet"/>
+      <w:lvlText w:val=""/>
+      <w:lvlJc w:val="left"/>
+      <w:pPr>
+        <w:tabs>
+          <w:tab w:val="num" w:pos="4320"/>
+        </w:tabs>
+        <w:ind w:left="4320" w:hanging="360"/>
+      </w:pPr>
+      <w:rPr>
+        <w:rFonts w:ascii="Wingdings" w:hAnsi="Wingdings" w:hint="default"/>
+        <w:sz w:val="20"/>
+      </w:rPr>
+    </w:lvl>
+    <w:lvl w:ilvl="6" w:tentative="1">
+      <w:start w:val="1"/>
+      <w:numFmt w:val="bullet"/>
+      <w:lvlText w:val=""/>
+      <w:lvlJc w:val="left"/>
+      <w:pPr>
+        <w:tabs>
+          <w:tab w:val="num" w:pos="5040"/>
+        </w:tabs>
+        <w:ind w:left="5040" w:hanging="360"/>
+      </w:pPr>
+      <w:rPr>
+        <w:rFonts w:ascii="Wingdings" w:hAnsi="Wingdings" w:hint="default"/>
+        <w:sz w:val="20"/>
+      </w:rPr>
+    </w:lvl>
+    <w:lvl w:ilvl="7" w:tentative="1">
+      <w:start w:val="1"/>
+      <w:numFmt w:val="bullet"/>
+      <w:lvlText w:val=""/>
+      <w:lvlJc w:val="left"/>
+      <w:pPr>
+        <w:tabs>
+          <w:tab w:val="num" w:pos="5760"/>
+        </w:tabs>
+        <w:ind w:left="5760" w:hanging="360"/>
+      </w:pPr>
+      <w:rPr>
+        <w:rFonts w:ascii="Wingdings" w:hAnsi="Wingdings" w:hint="default"/>
+        <w:sz w:val="20"/>
+      </w:rPr>
+    </w:lvl>
+    <w:lvl w:ilvl="8" w:tentative="1">
+      <w:start w:val="1"/>
+      <w:numFmt w:val="bullet"/>
+      <w:lvlText w:val=""/>
+      <w:lvlJc w:val="left"/>
+      <w:pPr>
+        <w:tabs>
+          <w:tab w:val="num" w:pos="6480"/>
+        </w:tabs>
+        <w:ind w:left="6480" w:hanging="360"/>
+      </w:pPr>
+      <w:rPr>
+        <w:rFonts w:ascii="Wingdings" w:hAnsi="Wingdings" w:hint="default"/>
+        <w:sz w:val="20"/>
+      </w:rPr>
+    </w:lvl>
+  </w:abstractNum>
+  <w:abstractNum w:abstractNumId="2" w15:restartNumberingAfterBreak="0">
+    <w:nsid w:val="1DF6237D"/>
+    <w:multiLevelType w:val="multilevel"/>
+    <w:tmpl w:val="392CDD50"/>
+    <w:lvl w:ilvl="0">
+      <w:start w:val="1"/>
+      <w:numFmt w:val="bullet"/>
+      <w:lvlText w:val=""/>
+      <w:lvlJc w:val="left"/>
+      <w:pPr>
+        <w:tabs>
+          <w:tab w:val="num" w:pos="720"/>
+        </w:tabs>
+        <w:ind w:left="720" w:hanging="360"/>
+      </w:pPr>
+      <w:rPr>
+        <w:rFonts w:ascii="Symbol" w:hAnsi="Symbol" w:hint="default"/>
+        <w:sz w:val="20"/>
+      </w:rPr>
+    </w:lvl>
+    <w:lvl w:ilvl="1" w:tentative="1">
+      <w:start w:val="1"/>
+      <w:numFmt w:val="bullet"/>
+      <w:lvlText w:val="o"/>
+      <w:lvlJc w:val="left"/>
+      <w:pPr>
+        <w:tabs>
+          <w:tab w:val="num" w:pos="1440"/>
+        </w:tabs>
+        <w:ind w:left="1440" w:hanging="360"/>
+      </w:pPr>
+      <w:rPr>
+        <w:rFonts w:ascii="Courier New" w:hAnsi="Courier New" w:hint="default"/>
+        <w:sz w:val="20"/>
+      </w:rPr>
+    </w:lvl>
+    <w:lvl w:ilvl="2" w:tentative="1">
+      <w:start w:val="1"/>
+      <w:numFmt w:val="bullet"/>
+      <w:lvlText w:val=""/>
+      <w:lvlJc w:val="left"/>
+      <w:pPr>
+        <w:tabs>
+          <w:tab w:val="num" w:pos="2160"/>
+        </w:tabs>
+        <w:ind w:left="2160" w:hanging="360"/>
+      </w:pPr>
+      <w:rPr>
+        <w:rFonts w:ascii="Wingdings" w:hAnsi="Wingdings" w:hint="default"/>
+        <w:sz w:val="20"/>
+      </w:rPr>
+    </w:lvl>
+    <w:lvl w:ilvl="3" w:tentative="1">
+      <w:start w:val="1"/>
+      <w:numFmt w:val="bullet"/>
+      <w:lvlText w:val=""/>
+      <w:lvlJc w:val="left"/>
+      <w:pPr>
+        <w:tabs>
+          <w:tab w:val="num" w:pos="2880"/>
+        </w:tabs>
+        <w:ind w:left="2880" w:hanging="360"/>
+      </w:pPr>
+      <w:rPr>
+        <w:rFonts w:ascii="Wingdings" w:hAnsi="Wingdings" w:hint="default"/>
+        <w:sz w:val="20"/>
+      </w:rPr>
+    </w:lvl>
+    <w:lvl w:ilvl="4" w:tentative="1">
+      <w:start w:val="1"/>
+      <w:numFmt w:val="bullet"/>
+      <w:lvlText w:val=""/>
+      <w:lvlJc w:val="left"/>
+      <w:pPr>
+        <w:tabs>
+          <w:tab w:val="num" w:pos="3600"/>
+        </w:tabs>
+        <w:ind w:left="3600" w:hanging="360"/>
+      </w:pPr>
+      <w:rPr>
+        <w:rFonts w:ascii="Wingdings" w:hAnsi="Wingdings" w:hint="default"/>
+        <w:sz w:val="20"/>
+      </w:rPr>
+    </w:lvl>
+    <w:lvl w:ilvl="5" w:tentative="1">
+      <w:start w:val="1"/>
+      <w:numFmt w:val="bullet"/>
+      <w:lvlText w:val=""/>
+      <w:lvlJc w:val="left"/>
+      <w:pPr>
+        <w:tabs>
+          <w:tab w:val="num" w:pos="4320"/>
+        </w:tabs>
+        <w:ind w:left="4320" w:hanging="360"/>
+      </w:pPr>
+      <w:rPr>
+        <w:rFonts w:ascii="Wingdings" w:hAnsi="Wingdings" w:hint="default"/>
+        <w:sz w:val="20"/>
+      </w:rPr>
+    </w:lvl>
+    <w:lvl w:ilvl="6" w:tentative="1">
+      <w:start w:val="1"/>
+      <w:numFmt w:val="bullet"/>
+      <w:lvlText w:val=""/>
+      <w:lvlJc w:val="left"/>
+      <w:pPr>
+        <w:tabs>
+          <w:tab w:val="num" w:pos="5040"/>
+        </w:tabs>
+        <w:ind w:left="5040" w:hanging="360"/>
+      </w:pPr>
+      <w:rPr>
+        <w:rFonts w:ascii="Wingdings" w:hAnsi="Wingdings" w:hint="default"/>
+        <w:sz w:val="20"/>
+      </w:rPr>
+    </w:lvl>
+    <w:lvl w:ilvl="7" w:tentative="1">
+      <w:start w:val="1"/>
+      <w:numFmt w:val="bullet"/>
+      <w:lvlText w:val=""/>
+      <w:lvlJc w:val="left"/>
+      <w:pPr>
+        <w:tabs>
+          <w:tab w:val="num" w:pos="5760"/>
+        </w:tabs>
+        <w:ind w:left="5760" w:hanging="360"/>
+      </w:pPr>
+      <w:rPr>
+        <w:rFonts w:ascii="Wingdings" w:hAnsi="Wingdings" w:hint="default"/>
+        <w:sz w:val="20"/>
+      </w:rPr>
+    </w:lvl>
+    <w:lvl w:ilvl="8" w:tentative="1">
+      <w:start w:val="1"/>
+      <w:numFmt w:val="bullet"/>
+      <w:lvlText w:val=""/>
+      <w:lvlJc w:val="left"/>
+      <w:pPr>
+        <w:tabs>
+          <w:tab w:val="num" w:pos="6480"/>
+        </w:tabs>
+        <w:ind w:left="6480" w:hanging="360"/>
+      </w:pPr>
+      <w:rPr>
+        <w:rFonts w:ascii="Wingdings" w:hAnsi="Wingdings" w:hint="default"/>
+        <w:sz w:val="20"/>
+      </w:rPr>
+    </w:lvl>
+  </w:abstractNum>
+  <w:abstractNum w:abstractNumId="3" w15:restartNumberingAfterBreak="0">
+    <w:nsid w:val="22721AD4"/>
+    <w:multiLevelType w:val="multilevel"/>
+    <w:tmpl w:val="EB1043A0"/>
+    <w:lvl w:ilvl="0">
+      <w:start w:val="1"/>
+      <w:numFmt w:val="bullet"/>
+      <w:lvlText w:val=""/>
+      <w:lvlJc w:val="left"/>
+      <w:pPr>
+        <w:tabs>
+          <w:tab w:val="num" w:pos="720"/>
+        </w:tabs>
+        <w:ind w:left="720" w:hanging="360"/>
+      </w:pPr>
+      <w:rPr>
+        <w:rFonts w:ascii="Symbol" w:hAnsi="Symbol" w:hint="default"/>
+        <w:sz w:val="20"/>
+      </w:rPr>
+    </w:lvl>
+    <w:lvl w:ilvl="1" w:tentative="1">
+      <w:start w:val="1"/>
+      <w:numFmt w:val="bullet"/>
+      <w:lvlText w:val="o"/>
+      <w:lvlJc w:val="left"/>
+      <w:pPr>
+        <w:tabs>
+          <w:tab w:val="num" w:pos="1440"/>
+        </w:tabs>
+        <w:ind w:left="1440" w:hanging="360"/>
+      </w:pPr>
+      <w:rPr>
+        <w:rFonts w:ascii="Courier New" w:hAnsi="Courier New" w:hint="default"/>
+        <w:sz w:val="20"/>
+      </w:rPr>
+    </w:lvl>
+    <w:lvl w:ilvl="2" w:tentative="1">
+      <w:start w:val="1"/>
+      <w:numFmt w:val="bullet"/>
+      <w:lvlText w:val=""/>
+      <w:lvlJc w:val="left"/>
+      <w:pPr>
+        <w:tabs>
+          <w:tab w:val="num" w:pos="2160"/>
+        </w:tabs>
+        <w:ind w:left="2160" w:hanging="360"/>
+      </w:pPr>
+      <w:rPr>
+        <w:rFonts w:ascii="Wingdings" w:hAnsi="Wingdings" w:hint="default"/>
+        <w:sz w:val="20"/>
+      </w:rPr>
+    </w:lvl>
+    <w:lvl w:ilvl="3" w:tentative="1">
+      <w:start w:val="1"/>
+      <w:numFmt w:val="bullet"/>
+      <w:lvlText w:val=""/>
+      <w:lvlJc w:val="left"/>
+      <w:pPr>
+        <w:tabs>
+          <w:tab w:val="num" w:pos="2880"/>
+        </w:tabs>
+        <w:ind w:left="2880" w:hanging="360"/>
+      </w:pPr>
+      <w:rPr>
+        <w:rFonts w:ascii="Wingdings" w:hAnsi="Wingdings" w:hint="default"/>
+        <w:sz w:val="20"/>
+      </w:rPr>
+    </w:lvl>
+    <w:lvl w:ilvl="4" w:tentative="1">
+      <w:start w:val="1"/>
+      <w:numFmt w:val="bullet"/>
+      <w:lvlText w:val=""/>
+      <w:lvlJc w:val="left"/>
+      <w:pPr>
+        <w:tabs>
+          <w:tab w:val="num" w:pos="3600"/>
+        </w:tabs>
+        <w:ind w:left="3600" w:hanging="360"/>
+      </w:pPr>
+      <w:rPr>
+        <w:rFonts w:ascii="Wingdings" w:hAnsi="Wingdings" w:hint="default"/>
+        <w:sz w:val="20"/>
+      </w:rPr>
+    </w:lvl>
+    <w:lvl w:ilvl="5" w:tentative="1">
+      <w:start w:val="1"/>
+      <w:numFmt w:val="bullet"/>
+      <w:lvlText w:val=""/>
+      <w:lvlJc w:val="left"/>
+      <w:pPr>
+        <w:tabs>
+          <w:tab w:val="num" w:pos="4320"/>
+        </w:tabs>
+        <w:ind w:left="4320" w:hanging="360"/>
+      </w:pPr>
+      <w:rPr>
+        <w:rFonts w:ascii="Wingdings" w:hAnsi="Wingdings" w:hint="default"/>
+        <w:sz w:val="20"/>
+      </w:rPr>
+    </w:lvl>
+    <w:lvl w:ilvl="6" w:tentative="1">
+      <w:start w:val="1"/>
+      <w:numFmt w:val="bullet"/>
+      <w:lvlText w:val=""/>
+      <w:lvlJc w:val="left"/>
+      <w:pPr>
+        <w:tabs>
+          <w:tab w:val="num" w:pos="5040"/>
+        </w:tabs>
+        <w:ind w:left="5040" w:hanging="360"/>
+      </w:pPr>
+      <w:rPr>
+        <w:rFonts w:ascii="Wingdings" w:hAnsi="Wingdings" w:hint="default"/>
+        <w:sz w:val="20"/>
+      </w:rPr>
+    </w:lvl>
+    <w:lvl w:ilvl="7" w:tentative="1">
+      <w:start w:val="1"/>
+      <w:numFmt w:val="bullet"/>
+      <w:lvlText w:val=""/>
+      <w:lvlJc w:val="left"/>
+      <w:pPr>
+        <w:tabs>
+          <w:tab w:val="num" w:pos="5760"/>
+        </w:tabs>
+        <w:ind w:left="5760" w:hanging="360"/>
+      </w:pPr>
+      <w:rPr>
+        <w:rFonts w:ascii="Wingdings" w:hAnsi="Wingdings" w:hint="default"/>
+        <w:sz w:val="20"/>
+      </w:rPr>
+    </w:lvl>
+    <w:lvl w:ilvl="8" w:tentative="1">
+      <w:start w:val="1"/>
+      <w:numFmt w:val="bullet"/>
+      <w:lvlText w:val=""/>
+      <w:lvlJc w:val="left"/>
+      <w:pPr>
+        <w:tabs>
+          <w:tab w:val="num" w:pos="6480"/>
+        </w:tabs>
+        <w:ind w:left="6480" w:hanging="360"/>
+      </w:pPr>
+      <w:rPr>
+        <w:rFonts w:ascii="Wingdings" w:hAnsi="Wingdings" w:hint="default"/>
+        <w:sz w:val="20"/>
+      </w:rPr>
+    </w:lvl>
+  </w:abstractNum>
+  <w:abstractNum w:abstractNumId="4" w15:restartNumberingAfterBreak="0">
+    <w:nsid w:val="5CE9175A"/>
+    <w:multiLevelType w:val="multilevel"/>
+    <w:tmpl w:val="1C844924"/>
+    <w:lvl w:ilvl="0">
+      <w:start w:val="1"/>
+      <w:numFmt w:val="bullet"/>
+      <w:lvlText w:val=""/>
+      <w:lvlJc w:val="left"/>
+      <w:pPr>
+        <w:tabs>
+          <w:tab w:val="num" w:pos="720"/>
+        </w:tabs>
+        <w:ind w:left="720" w:hanging="360"/>
+      </w:pPr>
+      <w:rPr>
+        <w:rFonts w:ascii="Symbol" w:hAnsi="Symbol" w:hint="default"/>
+        <w:sz w:val="20"/>
+      </w:rPr>
+    </w:lvl>
+    <w:lvl w:ilvl="1" w:tentative="1">
+      <w:start w:val="1"/>
+      <w:numFmt w:val="bullet"/>
+      <w:lvlText w:val="o"/>
+      <w:lvlJc w:val="left"/>
+      <w:pPr>
+        <w:tabs>
+          <w:tab w:val="num" w:pos="1440"/>
+        </w:tabs>
+        <w:ind w:left="1440" w:hanging="360"/>
+      </w:pPr>
+      <w:rPr>
+        <w:rFonts w:ascii="Courier New" w:hAnsi="Courier New" w:hint="default"/>
+        <w:sz w:val="20"/>
+      </w:rPr>
+    </w:lvl>
+    <w:lvl w:ilvl="2" w:tentative="1">
+      <w:start w:val="1"/>
+      <w:numFmt w:val="bullet"/>
+      <w:lvlText w:val=""/>
+      <w:lvlJc w:val="left"/>
+      <w:pPr>
+        <w:tabs>
+          <w:tab w:val="num" w:pos="2160"/>
+        </w:tabs>
+        <w:ind w:left="2160" w:hanging="360"/>
+      </w:pPr>
+      <w:rPr>
+        <w:rFonts w:ascii="Wingdings" w:hAnsi="Wingdings" w:hint="default"/>
+        <w:sz w:val="20"/>
+      </w:rPr>
+    </w:lvl>
+    <w:lvl w:ilvl="3" w:tentative="1">
+      <w:start w:val="1"/>
+      <w:numFmt w:val="bullet"/>
+      <w:lvlText w:val=""/>
+      <w:lvlJc w:val="left"/>
+      <w:pPr>
+        <w:tabs>
+          <w:tab w:val="num" w:pos="2880"/>
+        </w:tabs>
+        <w:ind w:left="2880" w:hanging="360"/>
+      </w:pPr>
+      <w:rPr>
+        <w:rFonts w:ascii="Wingdings" w:hAnsi="Wingdings" w:hint="default"/>
+        <w:sz w:val="20"/>
+      </w:rPr>
+    </w:lvl>
+    <w:lvl w:ilvl="4" w:tentative="1">
+      <w:start w:val="1"/>
+      <w:numFmt w:val="bullet"/>
+      <w:lvlText w:val=""/>
+      <w:lvlJc w:val="left"/>
+      <w:pPr>
+        <w:tabs>
+          <w:tab w:val="num" w:pos="3600"/>
+        </w:tabs>
+        <w:ind w:left="3600" w:hanging="360"/>
+      </w:pPr>
+      <w:rPr>
+        <w:rFonts w:ascii="Wingdings" w:hAnsi="Wingdings" w:hint="default"/>
+        <w:sz w:val="20"/>
+      </w:rPr>
+    </w:lvl>
+    <w:lvl w:ilvl="5" w:tentative="1">
+      <w:start w:val="1"/>
+      <w:numFmt w:val="bullet"/>
+      <w:lvlText w:val=""/>
+      <w:lvlJc w:val="left"/>
+      <w:pPr>
+        <w:tabs>
+          <w:tab w:val="num" w:pos="4320"/>
+        </w:tabs>
+        <w:ind w:left="4320" w:hanging="360"/>
+      </w:pPr>
+      <w:rPr>
+        <w:rFonts w:ascii="Wingdings" w:hAnsi="Wingdings" w:hint="default"/>
+        <w:sz w:val="20"/>
+      </w:rPr>
+    </w:lvl>
+    <w:lvl w:ilvl="6" w:tentative="1">
+      <w:start w:val="1"/>
+      <w:numFmt w:val="bullet"/>
+      <w:lvlText w:val=""/>
+      <w:lvlJc w:val="left"/>
+      <w:pPr>
+        <w:tabs>
+          <w:tab w:val="num" w:pos="5040"/>
+        </w:tabs>
+        <w:ind w:left="5040" w:hanging="360"/>
+      </w:pPr>
+      <w:rPr>
+        <w:rFonts w:ascii="Wingdings" w:hAnsi="Wingdings" w:hint="default"/>
+        <w:sz w:val="20"/>
+      </w:rPr>
+    </w:lvl>
+    <w:lvl w:ilvl="7" w:tentative="1">
+      <w:start w:val="1"/>
+      <w:numFmt w:val="bullet"/>
+      <w:lvlText w:val=""/>
+      <w:lvlJc w:val="left"/>
+      <w:pPr>
+        <w:tabs>
+          <w:tab w:val="num" w:pos="5760"/>
+        </w:tabs>
+        <w:ind w:left="5760" w:hanging="360"/>
+      </w:pPr>
+      <w:rPr>
+        <w:rFonts w:ascii="Wingdings" w:hAnsi="Wingdings" w:hint="default"/>
+        <w:sz w:val="20"/>
+      </w:rPr>
+    </w:lvl>
+    <w:lvl w:ilvl="8" w:tentative="1">
+      <w:start w:val="1"/>
+      <w:numFmt w:val="bullet"/>
+      <w:lvlText w:val=""/>
+      <w:lvlJc w:val="left"/>
+      <w:pPr>
+        <w:tabs>
+          <w:tab w:val="num" w:pos="6480"/>
+        </w:tabs>
+        <w:ind w:left="6480" w:hanging="360"/>
+      </w:pPr>
+      <w:rPr>
+        <w:rFonts w:ascii="Wingdings" w:hAnsi="Wingdings" w:hint="default"/>
+        <w:sz w:val="20"/>
+      </w:rPr>
+    </w:lvl>
+  </w:abstractNum>
+  <w:abstractNum w:abstractNumId="5" w15:restartNumberingAfterBreak="0">
+    <w:nsid w:val="658F714D"/>
+    <w:multiLevelType w:val="multilevel"/>
+    <w:tmpl w:val="D48A2E8C"/>
+    <w:lvl w:ilvl="0">
+      <w:start w:val="1"/>
+      <w:numFmt w:val="bullet"/>
+      <w:lvlText w:val=""/>
+      <w:lvlJc w:val="left"/>
+      <w:pPr>
+        <w:tabs>
+          <w:tab w:val="num" w:pos="720"/>
+        </w:tabs>
+        <w:ind w:left="720" w:hanging="360"/>
+      </w:pPr>
+      <w:rPr>
+        <w:rFonts w:ascii="Symbol" w:hAnsi="Symbol" w:hint="default"/>
+        <w:sz w:val="20"/>
+      </w:rPr>
+    </w:lvl>
+    <w:lvl w:ilvl="1" w:tentative="1">
+      <w:start w:val="1"/>
+      <w:numFmt w:val="bullet"/>
+      <w:lvlText w:val="o"/>
+      <w:lvlJc w:val="left"/>
+      <w:pPr>
+        <w:tabs>
+          <w:tab w:val="num" w:pos="1440"/>
+        </w:tabs>
+        <w:ind w:left="1440" w:hanging="360"/>
+      </w:pPr>
+      <w:rPr>
+        <w:rFonts w:ascii="Courier New" w:hAnsi="Courier New" w:hint="default"/>
+        <w:sz w:val="20"/>
+      </w:rPr>
+    </w:lvl>
+    <w:lvl w:ilvl="2" w:tentative="1">
+      <w:start w:val="1"/>
+      <w:numFmt w:val="bullet"/>
+      <w:lvlText w:val=""/>
+      <w:lvlJc w:val="left"/>
+      <w:pPr>
+        <w:tabs>
+          <w:tab w:val="num" w:pos="2160"/>
+        </w:tabs>
+        <w:ind w:left="2160" w:hanging="360"/>
+      </w:pPr>
+      <w:rPr>
+        <w:rFonts w:ascii="Wingdings" w:hAnsi="Wingdings" w:hint="default"/>
+        <w:sz w:val="20"/>
+      </w:rPr>
+    </w:lvl>
+    <w:lvl w:ilvl="3" w:tentative="1">
+      <w:start w:val="1"/>
+      <w:numFmt w:val="bullet"/>
+      <w:lvlText w:val=""/>
+      <w:lvlJc w:val="left"/>
+      <w:pPr>
+        <w:tabs>
+          <w:tab w:val="num" w:pos="2880"/>
+        </w:tabs>
+        <w:ind w:left="2880" w:hanging="360"/>
+      </w:pPr>
+      <w:rPr>
+        <w:rFonts w:ascii="Wingdings" w:hAnsi="Wingdings" w:hint="default"/>
+        <w:sz w:val="20"/>
+      </w:rPr>
+    </w:lvl>
+    <w:lvl w:ilvl="4" w:tentative="1">
+      <w:start w:val="1"/>
+      <w:numFmt w:val="bullet"/>
+      <w:lvlText w:val=""/>
+      <w:lvlJc w:val="left"/>
+      <w:pPr>
+        <w:tabs>
+          <w:tab w:val="num" w:pos="3600"/>
+        </w:tabs>
+        <w:ind w:left="3600" w:hanging="360"/>
+      </w:pPr>
+      <w:rPr>
+        <w:rFonts w:ascii="Wingdings" w:hAnsi="Wingdings" w:hint="default"/>
+        <w:sz w:val="20"/>
+      </w:rPr>
+    </w:lvl>
+    <w:lvl w:ilvl="5" w:tentative="1">
+      <w:start w:val="1"/>
+      <w:numFmt w:val="bullet"/>
+      <w:lvlText w:val=""/>
+      <w:lvlJc w:val="left"/>
+      <w:pPr>
+        <w:tabs>
+          <w:tab w:val="num" w:pos="4320"/>
+        </w:tabs>
+        <w:ind w:left="4320" w:hanging="360"/>
+      </w:pPr>
+      <w:rPr>
+        <w:rFonts w:ascii="Wingdings" w:hAnsi="Wingdings" w:hint="default"/>
+        <w:sz w:val="20"/>
+      </w:rPr>
+    </w:lvl>
+    <w:lvl w:ilvl="6" w:tentative="1">
+      <w:start w:val="1"/>
+      <w:numFmt w:val="bullet"/>
+      <w:lvlText w:val=""/>
+      <w:lvlJc w:val="left"/>
+      <w:pPr>
+        <w:tabs>
+          <w:tab w:val="num" w:pos="5040"/>
+        </w:tabs>
+        <w:ind w:left="5040" w:hanging="360"/>
+      </w:pPr>
+      <w:rPr>
+        <w:rFonts w:ascii="Wingdings" w:hAnsi="Wingdings" w:hint="default"/>
+        <w:sz w:val="20"/>
+      </w:rPr>
+    </w:lvl>
+    <w:lvl w:ilvl="7" w:tentative="1">
+      <w:start w:val="1"/>
+      <w:numFmt w:val="bullet"/>
+      <w:lvlText w:val=""/>
+      <w:lvlJc w:val="left"/>
+      <w:pPr>
+        <w:tabs>
+          <w:tab w:val="num" w:pos="5760"/>
+        </w:tabs>
+        <w:ind w:left="5760" w:hanging="360"/>
+      </w:pPr>
+      <w:rPr>
+        <w:rFonts w:ascii="Wingdings" w:hAnsi="Wingdings" w:hint="default"/>
+        <w:sz w:val="20"/>
+      </w:rPr>
+    </w:lvl>
+    <w:lvl w:ilvl="8" w:tentative="1">
+      <w:start w:val="1"/>
+      <w:numFmt w:val="bullet"/>
+      <w:lvlText w:val=""/>
+      <w:lvlJc w:val="left"/>
+      <w:pPr>
+        <w:tabs>
+          <w:tab w:val="num" w:pos="6480"/>
+        </w:tabs>
+        <w:ind w:left="6480" w:hanging="360"/>
+      </w:pPr>
+      <w:rPr>
+        <w:rFonts w:ascii="Wingdings" w:hAnsi="Wingdings" w:hint="default"/>
+        <w:sz w:val="20"/>
+      </w:rPr>
+    </w:lvl>
+  </w:abstractNum>
+  <w:abstractNum w:abstractNumId="6" w15:restartNumberingAfterBreak="0">
+    <w:nsid w:val="66BC7E5C"/>
+    <w:multiLevelType w:val="multilevel"/>
+    <w:tmpl w:val="BC06EA3E"/>
+    <w:lvl w:ilvl="0">
+      <w:start w:val="1"/>
+      <w:numFmt w:val="bullet"/>
+      <w:lvlText w:val=""/>
+      <w:lvlJc w:val="left"/>
+      <w:pPr>
+        <w:tabs>
+          <w:tab w:val="num" w:pos="720"/>
+        </w:tabs>
+        <w:ind w:left="720" w:hanging="360"/>
+      </w:pPr>
+      <w:rPr>
+        <w:rFonts w:ascii="Symbol" w:hAnsi="Symbol" w:hint="default"/>
+        <w:sz w:val="20"/>
+      </w:rPr>
+    </w:lvl>
+    <w:lvl w:ilvl="1" w:tentative="1">
+      <w:start w:val="1"/>
+      <w:numFmt w:val="bullet"/>
+      <w:lvlText w:val="o"/>
+      <w:lvlJc w:val="left"/>
+      <w:pPr>
+        <w:tabs>
+          <w:tab w:val="num" w:pos="1440"/>
+        </w:tabs>
+        <w:ind w:left="1440" w:hanging="360"/>
+      </w:pPr>
+      <w:rPr>
+        <w:rFonts w:ascii="Courier New" w:hAnsi="Courier New" w:hint="default"/>
+        <w:sz w:val="20"/>
+      </w:rPr>
+    </w:lvl>
+    <w:lvl w:ilvl="2" w:tentative="1">
+      <w:start w:val="1"/>
+      <w:numFmt w:val="bullet"/>
+      <w:lvlText w:val=""/>
+      <w:lvlJc w:val="left"/>
+      <w:pPr>
+        <w:tabs>
+          <w:tab w:val="num" w:pos="2160"/>
+        </w:tabs>
+        <w:ind w:left="2160" w:hanging="360"/>
+      </w:pPr>
+      <w:rPr>
+        <w:rFonts w:ascii="Wingdings" w:hAnsi="Wingdings" w:hint="default"/>
+        <w:sz w:val="20"/>
+      </w:rPr>
+    </w:lvl>
+    <w:lvl w:ilvl="3" w:tentative="1">
+      <w:start w:val="1"/>
+      <w:numFmt w:val="bullet"/>
+      <w:lvlText w:val=""/>
+      <w:lvlJc w:val="left"/>
+      <w:pPr>
+        <w:tabs>
+          <w:tab w:val="num" w:pos="2880"/>
+        </w:tabs>
+        <w:ind w:left="2880" w:hanging="360"/>
+      </w:pPr>
+      <w:rPr>
+        <w:rFonts w:ascii="Wingdings" w:hAnsi="Wingdings" w:hint="default"/>
+        <w:sz w:val="20"/>
+      </w:rPr>
+    </w:lvl>
+    <w:lvl w:ilvl="4" w:tentative="1">
+      <w:start w:val="1"/>
+      <w:numFmt w:val="bullet"/>
+      <w:lvlText w:val=""/>
+      <w:lvlJc w:val="left"/>
+      <w:pPr>
+        <w:tabs>
+          <w:tab w:val="num" w:pos="3600"/>
+        </w:tabs>
+        <w:ind w:left="3600" w:hanging="360"/>
+      </w:pPr>
+      <w:rPr>
+        <w:rFonts w:ascii="Wingdings" w:hAnsi="Wingdings" w:hint="default"/>
+        <w:sz w:val="20"/>
+      </w:rPr>
+    </w:lvl>
+    <w:lvl w:ilvl="5" w:tentative="1">
+      <w:start w:val="1"/>
+      <w:numFmt w:val="bullet"/>
+      <w:lvlText w:val=""/>
+      <w:lvlJc w:val="left"/>
+      <w:pPr>
+        <w:tabs>
+          <w:tab w:val="num" w:pos="4320"/>
+        </w:tabs>
+        <w:ind w:left="4320" w:hanging="360"/>
+      </w:pPr>
+      <w:rPr>
+        <w:rFonts w:ascii="Wingdings" w:hAnsi="Wingdings" w:hint="default"/>
+        <w:sz w:val="20"/>
+      </w:rPr>
+    </w:lvl>
+    <w:lvl w:ilvl="6" w:tentative="1">
+      <w:start w:val="1"/>
+      <w:numFmt w:val="bullet"/>
+      <w:lvlText w:val=""/>
+      <w:lvlJc w:val="left"/>
+      <w:pPr>
+        <w:tabs>
+          <w:tab w:val="num" w:pos="5040"/>
+        </w:tabs>
+        <w:ind w:left="5040" w:hanging="360"/>
+      </w:pPr>
+      <w:rPr>
+        <w:rFonts w:ascii="Wingdings" w:hAnsi="Wingdings" w:hint="default"/>
+        <w:sz w:val="20"/>
+      </w:rPr>
+    </w:lvl>
+    <w:lvl w:ilvl="7" w:tentative="1">
+      <w:start w:val="1"/>
+      <w:numFmt w:val="bullet"/>
+      <w:lvlText w:val=""/>
+      <w:lvlJc w:val="left"/>
+      <w:pPr>
+        <w:tabs>
+          <w:tab w:val="num" w:pos="5760"/>
+        </w:tabs>
+        <w:ind w:left="5760" w:hanging="360"/>
+      </w:pPr>
+      <w:rPr>
+        <w:rFonts w:ascii="Wingdings" w:hAnsi="Wingdings" w:hint="default"/>
+        <w:sz w:val="20"/>
+      </w:rPr>
+    </w:lvl>
+    <w:lvl w:ilvl="8" w:tentative="1">
+      <w:start w:val="1"/>
+      <w:numFmt w:val="bullet"/>
+      <w:lvlText w:val=""/>
+      <w:lvlJc w:val="left"/>
+      <w:pPr>
+        <w:tabs>
+          <w:tab w:val="num" w:pos="6480"/>
+        </w:tabs>
+        <w:ind w:left="6480" w:hanging="360"/>
+      </w:pPr>
+      <w:rPr>
+        <w:rFonts w:ascii="Wingdings" w:hAnsi="Wingdings" w:hint="default"/>
+        <w:sz w:val="20"/>
+      </w:rPr>
+    </w:lvl>
+  </w:abstractNum>
+  <w:abstractNum w:abstractNumId="7" w15:restartNumberingAfterBreak="0">
+    <w:nsid w:val="7DFC7DEA"/>
+    <w:multiLevelType w:val="multilevel"/>
+    <w:tmpl w:val="A9768614"/>
+    <w:lvl w:ilvl="0">
+      <w:start w:val="1"/>
+      <w:numFmt w:val="bullet"/>
+      <w:lvlText w:val=""/>
+      <w:lvlJc w:val="left"/>
+      <w:pPr>
+        <w:tabs>
+          <w:tab w:val="num" w:pos="720"/>
+        </w:tabs>
+        <w:ind w:left="720" w:hanging="360"/>
+      </w:pPr>
+      <w:rPr>
+        <w:rFonts w:ascii="Symbol" w:hAnsi="Symbol" w:hint="default"/>
+        <w:sz w:val="20"/>
+      </w:rPr>
+    </w:lvl>
+    <w:lvl w:ilvl="1" w:tentative="1">
+      <w:start w:val="1"/>
+      <w:numFmt w:val="bullet"/>
+      <w:lvlText w:val="o"/>
+      <w:lvlJc w:val="left"/>
+      <w:pPr>
+        <w:tabs>
+          <w:tab w:val="num" w:pos="1440"/>
+        </w:tabs>
+        <w:ind w:left="1440" w:hanging="360"/>
+      </w:pPr>
+      <w:rPr>
+        <w:rFonts w:ascii="Courier New" w:hAnsi="Courier New" w:hint="default"/>
+        <w:sz w:val="20"/>
+      </w:rPr>
+    </w:lvl>
+    <w:lvl w:ilvl="2" w:tentative="1">
+      <w:start w:val="1"/>
+      <w:numFmt w:val="bullet"/>
+      <w:lvlText w:val=""/>
+      <w:lvlJc w:val="left"/>
+      <w:pPr>
+        <w:tabs>
+          <w:tab w:val="num" w:pos="2160"/>
+        </w:tabs>
+        <w:ind w:left="2160" w:hanging="360"/>
+      </w:pPr>
+      <w:rPr>
+        <w:rFonts w:ascii="Wingdings" w:hAnsi="Wingdings" w:hint="default"/>
+        <w:sz w:val="20"/>
+      </w:rPr>
+    </w:lvl>
+    <w:lvl w:ilvl="3" w:tentative="1">
+      <w:start w:val="1"/>
+      <w:numFmt w:val="bullet"/>
+      <w:lvlText w:val=""/>
+      <w:lvlJc w:val="left"/>
+      <w:pPr>
+        <w:tabs>
+          <w:tab w:val="num" w:pos="2880"/>
+        </w:tabs>
+        <w:ind w:left="2880" w:hanging="360"/>
+      </w:pPr>
+      <w:rPr>
+        <w:rFonts w:ascii="Wingdings" w:hAnsi="Wingdings" w:hint="default"/>
+        <w:sz w:val="20"/>
+      </w:rPr>
+    </w:lvl>
+    <w:lvl w:ilvl="4" w:tentative="1">
+      <w:start w:val="1"/>
+      <w:numFmt w:val="bullet"/>
+      <w:lvlText w:val=""/>
+      <w:lvlJc w:val="left"/>
+      <w:pPr>
+        <w:tabs>
+          <w:tab w:val="num" w:pos="3600"/>
+        </w:tabs>
+        <w:ind w:left="3600" w:hanging="360"/>
+      </w:pPr>
+      <w:rPr>
+        <w:rFonts w:ascii="Wingdings" w:hAnsi="Wingdings" w:hint="default"/>
+        <w:sz w:val="20"/>
+      </w:rPr>
+    </w:lvl>
+    <w:lvl w:ilvl="5" w:tentative="1">
+      <w:start w:val="1"/>
+      <w:numFmt w:val="bullet"/>
+      <w:lvlText w:val=""/>
+      <w:lvlJc w:val="left"/>
+      <w:pPr>
+        <w:tabs>
+          <w:tab w:val="num" w:pos="4320"/>
+        </w:tabs>
+        <w:ind w:left="4320" w:hanging="360"/>
+      </w:pPr>
+      <w:rPr>
+        <w:rFonts w:ascii="Wingdings" w:hAnsi="Wingdings" w:hint="default"/>
+        <w:sz w:val="20"/>
+      </w:rPr>
+    </w:lvl>
+    <w:lvl w:ilvl="6" w:tentative="1">
+      <w:start w:val="1"/>
+      <w:numFmt w:val="bullet"/>
+      <w:lvlText w:val=""/>
+      <w:lvlJc w:val="left"/>
+      <w:pPr>
+        <w:tabs>
+          <w:tab w:val="num" w:pos="5040"/>
+        </w:tabs>
+        <w:ind w:left="5040" w:hanging="360"/>
+      </w:pPr>
+      <w:rPr>
+        <w:rFonts w:ascii="Wingdings" w:hAnsi="Wingdings" w:hint="default"/>
+        <w:sz w:val="20"/>
+      </w:rPr>
+    </w:lvl>
+    <w:lvl w:ilvl="7" w:tentative="1">
+      <w:start w:val="1"/>
+      <w:numFmt w:val="bullet"/>
+      <w:lvlText w:val=""/>
+      <w:lvlJc w:val="left"/>
+      <w:pPr>
+        <w:tabs>
+          <w:tab w:val="num" w:pos="5760"/>
+        </w:tabs>
+        <w:ind w:left="5760" w:hanging="360"/>
+      </w:pPr>
+      <w:rPr>
+        <w:rFonts w:ascii="Wingdings" w:hAnsi="Wingdings" w:hint="default"/>
+        <w:sz w:val="20"/>
+      </w:rPr>
+    </w:lvl>
+    <w:lvl w:ilvl="8" w:tentative="1">
+      <w:start w:val="1"/>
+      <w:numFmt w:val="bullet"/>
+      <w:lvlText w:val=""/>
+      <w:lvlJc w:val="left"/>
+      <w:pPr>
+        <w:tabs>
+          <w:tab w:val="num" w:pos="6480"/>
+        </w:tabs>
+        <w:ind w:left="6480" w:hanging="360"/>
+      </w:pPr>
+      <w:rPr>
+        <w:rFonts w:ascii="Wingdings" w:hAnsi="Wingdings" w:hint="default"/>
+        <w:sz w:val="20"/>
+      </w:rPr>
+    </w:lvl>
+  </w:abstractNum>
+  <w:num w:numId="1">
+    <w:abstractNumId w:val="7"/>
+  </w:num>
+  <w:num w:numId="2">
+    <w:abstractNumId w:val="1"/>
+  </w:num>
+  <w:num w:numId="3">
+    <w:abstractNumId w:val="4"/>
+  </w:num>
+  <w:num w:numId="4">
+    <w:abstractNumId w:val="3"/>
+  </w:num>
+  <w:num w:numId="5">
+    <w:abstractNumId w:val="6"/>
+  </w:num>
+  <w:num w:numId="6">
+    <w:abstractNumId w:val="0"/>
+  </w:num>
+  <w:num w:numId="7">
+    <w:abstractNumId w:val="2"/>
+  </w:num>
+  <w:num w:numId="8">
+    <w:abstractNumId w:val="5"/>
+  </w:num>
+</w:numbering>
 </file>
 
 <file path=word/styles.xml><?xml version="1.0" encoding="utf-8"?>
